--- a/КМ, л.р. 1, отчёт.docx
+++ b/КМ, л.р. 1, отчёт.docx
@@ -1,6 +1,6 @@
 
 <file path=word/document.xml><?xml version="1.0" encoding="utf-8"?>
-<w:document xmlns:wpc="http://schemas.microsoft.com/office/word/2010/wordprocessingCanvas" xmlns:cx="http://schemas.microsoft.com/office/drawing/2014/chartex" xmlns:cx1="http://schemas.microsoft.com/office/drawing/2015/9/8/chartex" xmlns:cx2="http://schemas.microsoft.com/office/drawing/2015/10/21/chartex" xmlns:cx3="http://schemas.microsoft.com/office/drawing/2016/5/9/chartex" xmlns:cx4="http://schemas.microsoft.com/office/drawing/2016/5/10/chartex" xmlns:cx5="http://schemas.microsoft.com/office/drawing/2016/5/11/chartex" xmlns:cx6="http://schemas.microsoft.com/office/drawing/2016/5/12/chartex" xmlns:cx7="http://schemas.microsoft.com/office/drawing/2016/5/13/chartex" xmlns:cx8="http://schemas.microsoft.com/office/drawing/2016/5/14/chartex" xmlns:mc="http://schemas.openxmlformats.org/markup-compatibility/2006" xmlns:aink="http://schemas.microsoft.com/office/drawing/2016/ink" xmlns:am3d="http://schemas.microsoft.com/office/drawing/2017/model3d" xmlns:o="urn:schemas-microsoft-com:office:office" xmlns:oel="http://schemas.microsoft.com/office/2019/extlst" xmlns:r="http://schemas.openxmlformats.org/officeDocument/2006/relationships" xmlns:m="http://schemas.openxmlformats.org/officeDocument/2006/math" xmlns:v="urn:schemas-microsoft-com:vml" xmlns:wp14="http://schemas.microsoft.com/office/word/2010/wordprocessingDrawing" xmlns:wp="http://schemas.openxmlformats.org/drawingml/2006/wordprocessingDrawing" xmlns:w10="urn:schemas-microsoft-com:office:word" xmlns:w="http://schemas.openxmlformats.org/wordprocessingml/2006/main" xmlns:w14="http://schemas.microsoft.com/office/word/2010/wordml" xmlns:w15="http://schemas.microsoft.com/office/word/2012/wordml" xmlns:w16cex="http://schemas.microsoft.com/office/word/2018/wordml/cex" xmlns:w16cid="http://schemas.microsoft.com/office/word/2016/wordml/cid" xmlns:w16="http://schemas.microsoft.com/office/word/2018/wordml" xmlns:w16du="http://schemas.microsoft.com/office/word/2023/wordml/word16du" xmlns:w16sdtdh="http://schemas.microsoft.com/office/word/2020/wordml/sdtdatahash" xmlns:w16sdtfl="http://schemas.microsoft.com/office/word/2024/wordml/sdtformatlock" xmlns:w16se="http://schemas.microsoft.com/office/word/2015/wordml/symex" xmlns:wpg="http://schemas.microsoft.com/office/word/2010/wordprocessingGroup" xmlns:wpi="http://schemas.microsoft.com/office/word/2010/wordprocessingInk" xmlns:wne="http://schemas.microsoft.com/office/word/2006/wordml" xmlns:wps="http://schemas.microsoft.com/office/word/2010/wordprocessingShape" mc:Ignorable="w14 w15 w16se w16cid w16 w16cex w16sdtdh w16sdtfl w16du wp14">
+<w:document xmlns:wpc="http://schemas.microsoft.com/office/word/2010/wordprocessingCanvas" xmlns:cx="http://schemas.microsoft.com/office/drawing/2014/chartex" xmlns:cx1="http://schemas.microsoft.com/office/drawing/2015/9/8/chartex" xmlns:cx2="http://schemas.microsoft.com/office/drawing/2015/10/21/chartex" xmlns:cx3="http://schemas.microsoft.com/office/drawing/2016/5/9/chartex" xmlns:cx4="http://schemas.microsoft.com/office/drawing/2016/5/10/chartex" xmlns:cx5="http://schemas.microsoft.com/office/drawing/2016/5/11/chartex" xmlns:cx6="http://schemas.microsoft.com/office/drawing/2016/5/12/chartex" xmlns:cx7="http://schemas.microsoft.com/office/drawing/2016/5/13/chartex" xmlns:cx8="http://schemas.microsoft.com/office/drawing/2016/5/14/chartex" xmlns:mc="http://schemas.openxmlformats.org/markup-compatibility/2006" xmlns:aink="http://schemas.microsoft.com/office/drawing/2016/ink" xmlns:am3d="http://schemas.microsoft.com/office/drawing/2017/model3d" xmlns:o="urn:schemas-microsoft-com:office:office" xmlns:r="http://schemas.openxmlformats.org/officeDocument/2006/relationships" xmlns:m="http://schemas.openxmlformats.org/officeDocument/2006/math" xmlns:v="urn:schemas-microsoft-com:vml" xmlns:wp14="http://schemas.microsoft.com/office/word/2010/wordprocessingDrawing" xmlns:wp="http://schemas.openxmlformats.org/drawingml/2006/wordprocessingDrawing" xmlns:w10="urn:schemas-microsoft-com:office:word" xmlns:w="http://schemas.openxmlformats.org/wordprocessingml/2006/main" xmlns:w14="http://schemas.microsoft.com/office/word/2010/wordml" xmlns:w15="http://schemas.microsoft.com/office/word/2012/wordml" xmlns:w16cex="http://schemas.microsoft.com/office/word/2018/wordml/cex" xmlns:w16cid="http://schemas.microsoft.com/office/word/2016/wordml/cid" xmlns:w16="http://schemas.microsoft.com/office/word/2018/wordml" xmlns:w16sdtdh="http://schemas.microsoft.com/office/word/2020/wordml/sdtdatahash" xmlns:w16se="http://schemas.microsoft.com/office/word/2015/wordml/symex" xmlns:wpg="http://schemas.microsoft.com/office/word/2010/wordprocessingGroup" xmlns:wpi="http://schemas.microsoft.com/office/word/2010/wordprocessingInk" xmlns:wne="http://schemas.microsoft.com/office/word/2006/wordml" xmlns:wps="http://schemas.microsoft.com/office/word/2010/wordprocessingShape" mc:Ignorable="w14 w15 w16se w16cid w16 w16cex w16sdtdh wp14">
   <w:body>
     <w:p>
       <w:pPr>
@@ -3311,9 +3311,8 @@
         <w:rPr>
           <w:rFonts w:asciiTheme="minorHAnsi" w:eastAsiaTheme="minorEastAsia" w:hAnsiTheme="minorHAnsi" w:cstheme="minorBidi"/>
           <w:noProof/>
-          <w:kern w:val="2"/>
-          <w:sz w:val="24"/>
-          <w14:ligatures w14:val="standardContextual"/>
+          <w:sz w:val="22"/>
+          <w:szCs w:val="22"/>
         </w:rPr>
       </w:pPr>
       <w:r>
@@ -3325,7 +3324,7 @@
       <w:r>
         <w:fldChar w:fldCharType="separate"/>
       </w:r>
-      <w:hyperlink w:anchor="_Toc225117783" w:history="1">
+      <w:hyperlink w:anchor="_Toc226386835" w:history="1">
         <w:r>
           <w:rPr>
             <w:rStyle w:val="ad"/>
@@ -3337,9 +3336,8 @@
           <w:rPr>
             <w:rFonts w:asciiTheme="minorHAnsi" w:eastAsiaTheme="minorEastAsia" w:hAnsiTheme="minorHAnsi" w:cstheme="minorBidi"/>
             <w:noProof/>
-            <w:kern w:val="2"/>
-            <w:sz w:val="24"/>
-            <w14:ligatures w14:val="standardContextual"/>
+            <w:sz w:val="22"/>
+            <w:szCs w:val="22"/>
           </w:rPr>
           <w:tab/>
         </w:r>
@@ -3369,7 +3367,7 @@
             <w:noProof/>
             <w:webHidden/>
           </w:rPr>
-          <w:instrText xml:space="preserve"> PAGEREF _Toc225117783 \h </w:instrText>
+          <w:instrText xml:space="preserve"> PAGEREF _Toc226386835 \h </w:instrText>
         </w:r>
         <w:r>
           <w:rPr>
@@ -3406,12 +3404,11 @@
         <w:rPr>
           <w:rFonts w:asciiTheme="minorHAnsi" w:eastAsiaTheme="minorEastAsia" w:hAnsiTheme="minorHAnsi" w:cstheme="minorBidi"/>
           <w:noProof/>
-          <w:kern w:val="2"/>
-          <w:sz w:val="24"/>
-          <w14:ligatures w14:val="standardContextual"/>
+          <w:sz w:val="22"/>
+          <w:szCs w:val="22"/>
         </w:rPr>
       </w:pPr>
-      <w:hyperlink w:anchor="_Toc225117784" w:history="1">
+      <w:hyperlink w:anchor="_Toc226386836" w:history="1">
         <w:r>
           <w:rPr>
             <w:rStyle w:val="ad"/>
@@ -3423,9 +3420,8 @@
           <w:rPr>
             <w:rFonts w:asciiTheme="minorHAnsi" w:eastAsiaTheme="minorEastAsia" w:hAnsiTheme="minorHAnsi" w:cstheme="minorBidi"/>
             <w:noProof/>
-            <w:kern w:val="2"/>
-            <w:sz w:val="24"/>
-            <w14:ligatures w14:val="standardContextual"/>
+            <w:sz w:val="22"/>
+            <w:szCs w:val="22"/>
           </w:rPr>
           <w:tab/>
         </w:r>
@@ -3455,7 +3451,7 @@
             <w:noProof/>
             <w:webHidden/>
           </w:rPr>
-          <w:instrText xml:space="preserve"> PAGEREF _Toc225117784 \h </w:instrText>
+          <w:instrText xml:space="preserve"> PAGEREF _Toc226386836 \h </w:instrText>
         </w:r>
         <w:r>
           <w:rPr>
@@ -3490,18 +3486,17 @@
       <w:pPr>
         <w:pStyle w:val="20"/>
         <w:tabs>
-          <w:tab w:val="left" w:pos="960"/>
+          <w:tab w:val="left" w:pos="880"/>
           <w:tab w:val="right" w:leader="dot" w:pos="9911"/>
         </w:tabs>
         <w:rPr>
           <w:rFonts w:asciiTheme="minorHAnsi" w:eastAsiaTheme="minorEastAsia" w:hAnsiTheme="minorHAnsi" w:cstheme="minorBidi"/>
           <w:noProof/>
-          <w:kern w:val="2"/>
-          <w:sz w:val="24"/>
-          <w14:ligatures w14:val="standardContextual"/>
+          <w:sz w:val="22"/>
+          <w:szCs w:val="22"/>
         </w:rPr>
       </w:pPr>
-      <w:hyperlink w:anchor="_Toc225117785" w:history="1">
+      <w:hyperlink w:anchor="_Toc226386837" w:history="1">
         <w:r>
           <w:rPr>
             <w:rStyle w:val="ad"/>
@@ -3513,9 +3508,8 @@
           <w:rPr>
             <w:rFonts w:asciiTheme="minorHAnsi" w:eastAsiaTheme="minorEastAsia" w:hAnsiTheme="minorHAnsi" w:cstheme="minorBidi"/>
             <w:noProof/>
-            <w:kern w:val="2"/>
-            <w:sz w:val="24"/>
-            <w14:ligatures w14:val="standardContextual"/>
+            <w:sz w:val="22"/>
+            <w:szCs w:val="22"/>
           </w:rPr>
           <w:tab/>
         </w:r>
@@ -3545,7 +3539,7 @@
             <w:noProof/>
             <w:webHidden/>
           </w:rPr>
-          <w:instrText xml:space="preserve"> PAGEREF _Toc225117785 \h </w:instrText>
+          <w:instrText xml:space="preserve"> PAGEREF _Toc226386837 \h </w:instrText>
         </w:r>
         <w:r>
           <w:rPr>
@@ -3580,18 +3574,17 @@
       <w:pPr>
         <w:pStyle w:val="20"/>
         <w:tabs>
-          <w:tab w:val="left" w:pos="960"/>
+          <w:tab w:val="left" w:pos="880"/>
           <w:tab w:val="right" w:leader="dot" w:pos="9911"/>
         </w:tabs>
         <w:rPr>
           <w:rFonts w:asciiTheme="minorHAnsi" w:eastAsiaTheme="minorEastAsia" w:hAnsiTheme="minorHAnsi" w:cstheme="minorBidi"/>
           <w:noProof/>
-          <w:kern w:val="2"/>
-          <w:sz w:val="24"/>
-          <w14:ligatures w14:val="standardContextual"/>
+          <w:sz w:val="22"/>
+          <w:szCs w:val="22"/>
         </w:rPr>
       </w:pPr>
-      <w:hyperlink w:anchor="_Toc225117786" w:history="1">
+      <w:hyperlink w:anchor="_Toc226386838" w:history="1">
         <w:r>
           <w:rPr>
             <w:rStyle w:val="ad"/>
@@ -3603,9 +3596,8 @@
           <w:rPr>
             <w:rFonts w:asciiTheme="minorHAnsi" w:eastAsiaTheme="minorEastAsia" w:hAnsiTheme="minorHAnsi" w:cstheme="minorBidi"/>
             <w:noProof/>
-            <w:kern w:val="2"/>
-            <w:sz w:val="24"/>
-            <w14:ligatures w14:val="standardContextual"/>
+            <w:sz w:val="22"/>
+            <w:szCs w:val="22"/>
           </w:rPr>
           <w:tab/>
         </w:r>
@@ -3665,7 +3657,7 @@
             <w:noProof/>
             <w:webHidden/>
           </w:rPr>
-          <w:instrText xml:space="preserve"> PAGEREF _Toc225117786 \h </w:instrText>
+          <w:instrText xml:space="preserve"> PAGEREF _Toc226386838 \h </w:instrText>
         </w:r>
         <w:r>
           <w:rPr>
@@ -3700,18 +3692,17 @@
       <w:pPr>
         <w:pStyle w:val="20"/>
         <w:tabs>
-          <w:tab w:val="left" w:pos="960"/>
+          <w:tab w:val="left" w:pos="880"/>
           <w:tab w:val="right" w:leader="dot" w:pos="9911"/>
         </w:tabs>
         <w:rPr>
           <w:rFonts w:asciiTheme="minorHAnsi" w:eastAsiaTheme="minorEastAsia" w:hAnsiTheme="minorHAnsi" w:cstheme="minorBidi"/>
           <w:noProof/>
-          <w:kern w:val="2"/>
-          <w:sz w:val="24"/>
-          <w14:ligatures w14:val="standardContextual"/>
+          <w:sz w:val="22"/>
+          <w:szCs w:val="22"/>
         </w:rPr>
       </w:pPr>
-      <w:hyperlink w:anchor="_Toc225117787" w:history="1">
+      <w:hyperlink w:anchor="_Toc226386839" w:history="1">
         <w:r>
           <w:rPr>
             <w:rStyle w:val="ad"/>
@@ -3723,9 +3714,8 @@
           <w:rPr>
             <w:rFonts w:asciiTheme="minorHAnsi" w:eastAsiaTheme="minorEastAsia" w:hAnsiTheme="minorHAnsi" w:cstheme="minorBidi"/>
             <w:noProof/>
-            <w:kern w:val="2"/>
-            <w:sz w:val="24"/>
-            <w14:ligatures w14:val="standardContextual"/>
+            <w:sz w:val="22"/>
+            <w:szCs w:val="22"/>
           </w:rPr>
           <w:tab/>
         </w:r>
@@ -3755,7 +3745,7 @@
             <w:noProof/>
             <w:webHidden/>
           </w:rPr>
-          <w:instrText xml:space="preserve"> PAGEREF _Toc225117787 \h </w:instrText>
+          <w:instrText xml:space="preserve"> PAGEREF _Toc226386839 \h </w:instrText>
         </w:r>
         <w:r>
           <w:rPr>
@@ -3790,18 +3780,17 @@
       <w:pPr>
         <w:pStyle w:val="20"/>
         <w:tabs>
-          <w:tab w:val="left" w:pos="960"/>
+          <w:tab w:val="left" w:pos="880"/>
           <w:tab w:val="right" w:leader="dot" w:pos="9911"/>
         </w:tabs>
         <w:rPr>
           <w:rFonts w:asciiTheme="minorHAnsi" w:eastAsiaTheme="minorEastAsia" w:hAnsiTheme="minorHAnsi" w:cstheme="minorBidi"/>
           <w:noProof/>
-          <w:kern w:val="2"/>
-          <w:sz w:val="24"/>
-          <w14:ligatures w14:val="standardContextual"/>
+          <w:sz w:val="22"/>
+          <w:szCs w:val="22"/>
         </w:rPr>
       </w:pPr>
-      <w:hyperlink w:anchor="_Toc225117788" w:history="1">
+      <w:hyperlink w:anchor="_Toc226386840" w:history="1">
         <w:r>
           <w:rPr>
             <w:rStyle w:val="ad"/>
@@ -3813,9 +3802,8 @@
           <w:rPr>
             <w:rFonts w:asciiTheme="minorHAnsi" w:eastAsiaTheme="minorEastAsia" w:hAnsiTheme="minorHAnsi" w:cstheme="minorBidi"/>
             <w:noProof/>
-            <w:kern w:val="2"/>
-            <w:sz w:val="24"/>
-            <w14:ligatures w14:val="standardContextual"/>
+            <w:sz w:val="22"/>
+            <w:szCs w:val="22"/>
           </w:rPr>
           <w:tab/>
         </w:r>
@@ -3845,7 +3833,7 @@
             <w:noProof/>
             <w:webHidden/>
           </w:rPr>
-          <w:instrText xml:space="preserve"> PAGEREF _Toc225117788 \h </w:instrText>
+          <w:instrText xml:space="preserve"> PAGEREF _Toc226386840 \h </w:instrText>
         </w:r>
         <w:r>
           <w:rPr>
@@ -3882,12 +3870,11 @@
         <w:rPr>
           <w:rFonts w:asciiTheme="minorHAnsi" w:eastAsiaTheme="minorEastAsia" w:hAnsiTheme="minorHAnsi" w:cstheme="minorBidi"/>
           <w:noProof/>
-          <w:kern w:val="2"/>
-          <w:sz w:val="24"/>
-          <w14:ligatures w14:val="standardContextual"/>
+          <w:sz w:val="22"/>
+          <w:szCs w:val="22"/>
         </w:rPr>
       </w:pPr>
-      <w:hyperlink w:anchor="_Toc225117789" w:history="1">
+      <w:hyperlink w:anchor="_Toc226386841" w:history="1">
         <w:r>
           <w:rPr>
             <w:rStyle w:val="ad"/>
@@ -3899,9 +3886,8 @@
           <w:rPr>
             <w:rFonts w:asciiTheme="minorHAnsi" w:eastAsiaTheme="minorEastAsia" w:hAnsiTheme="minorHAnsi" w:cstheme="minorBidi"/>
             <w:noProof/>
-            <w:kern w:val="2"/>
-            <w:sz w:val="24"/>
-            <w14:ligatures w14:val="standardContextual"/>
+            <w:sz w:val="22"/>
+            <w:szCs w:val="22"/>
           </w:rPr>
           <w:tab/>
         </w:r>
@@ -3931,7 +3917,7 @@
             <w:noProof/>
             <w:webHidden/>
           </w:rPr>
-          <w:instrText xml:space="preserve"> PAGEREF _Toc225117789 \h </w:instrText>
+          <w:instrText xml:space="preserve"> PAGEREF _Toc226386841 \h </w:instrText>
         </w:r>
         <w:r>
           <w:rPr>
@@ -3968,12 +3954,11 @@
         <w:rPr>
           <w:rFonts w:asciiTheme="minorHAnsi" w:eastAsiaTheme="minorEastAsia" w:hAnsiTheme="minorHAnsi" w:cstheme="minorBidi"/>
           <w:noProof/>
-          <w:kern w:val="2"/>
-          <w:sz w:val="24"/>
-          <w14:ligatures w14:val="standardContextual"/>
+          <w:sz w:val="22"/>
+          <w:szCs w:val="22"/>
         </w:rPr>
       </w:pPr>
-      <w:hyperlink w:anchor="_Toc225117790" w:history="1">
+      <w:hyperlink w:anchor="_Toc226386842" w:history="1">
         <w:r>
           <w:rPr>
             <w:rStyle w:val="ad"/>
@@ -3985,9 +3970,8 @@
           <w:rPr>
             <w:rFonts w:asciiTheme="minorHAnsi" w:eastAsiaTheme="minorEastAsia" w:hAnsiTheme="minorHAnsi" w:cstheme="minorBidi"/>
             <w:noProof/>
-            <w:kern w:val="2"/>
-            <w:sz w:val="24"/>
-            <w14:ligatures w14:val="standardContextual"/>
+            <w:sz w:val="22"/>
+            <w:szCs w:val="22"/>
           </w:rPr>
           <w:tab/>
         </w:r>
@@ -4017,7 +4001,7 @@
             <w:noProof/>
             <w:webHidden/>
           </w:rPr>
-          <w:instrText xml:space="preserve"> PAGEREF _Toc225117790 \h </w:instrText>
+          <w:instrText xml:space="preserve"> PAGEREF _Toc226386842 \h </w:instrText>
         </w:r>
         <w:r>
           <w:rPr>
@@ -4070,7 +4054,7 @@
       <w:pPr>
         <w:pStyle w:val="1"/>
       </w:pPr>
-      <w:bookmarkStart w:id="2" w:name="_Toc225117783"/>
+      <w:bookmarkStart w:id="2" w:name="_Toc226386835"/>
       <w:r>
         <w:lastRenderedPageBreak/>
         <w:t>Цель работы</w:t>
@@ -4202,7 +4186,7 @@
       <w:pPr>
         <w:pStyle w:val="1"/>
       </w:pPr>
-      <w:bookmarkStart w:id="3" w:name="_Toc225117784"/>
+      <w:bookmarkStart w:id="3" w:name="_Toc226386836"/>
       <w:r>
         <w:lastRenderedPageBreak/>
         <w:t>Практическая часть</w:t>
@@ -4213,7 +4197,7 @@
       <w:pPr>
         <w:pStyle w:val="2"/>
       </w:pPr>
-      <w:bookmarkStart w:id="4" w:name="_Toc225117785"/>
+      <w:bookmarkStart w:id="4" w:name="_Toc226386837"/>
       <w:r>
         <w:t xml:space="preserve">Постановка </w:t>
       </w:r>
@@ -4804,25 +4788,51 @@
       <w:r>
         <w:t xml:space="preserve">Рисунок </w:t>
       </w:r>
-      <w:fldSimple w:instr=" STYLEREF 1 \s ">
-        <w:r>
-          <w:rPr>
-            <w:noProof/>
-          </w:rPr>
-          <w:t>2</w:t>
-        </w:r>
-      </w:fldSimple>
+      <w:r>
+        <w:fldChar w:fldCharType="begin"/>
+      </w:r>
+      <w:r>
+        <w:instrText xml:space="preserve"> STYLEREF 1 \s </w:instrText>
+      </w:r>
+      <w:r>
+        <w:fldChar w:fldCharType="separate"/>
+      </w:r>
+      <w:r>
+        <w:rPr>
+          <w:noProof/>
+        </w:rPr>
+        <w:t>2</w:t>
+      </w:r>
+      <w:r>
+        <w:rPr>
+          <w:noProof/>
+        </w:rPr>
+        <w:fldChar w:fldCharType="end"/>
+      </w:r>
       <w:r>
         <w:t>.</w:t>
       </w:r>
-      <w:fldSimple w:instr=" SEQ Рисунок \* ARABIC \s 1 ">
-        <w:r>
-          <w:rPr>
-            <w:noProof/>
-          </w:rPr>
-          <w:t>1</w:t>
-        </w:r>
-      </w:fldSimple>
+      <w:r>
+        <w:fldChar w:fldCharType="begin"/>
+      </w:r>
+      <w:r>
+        <w:instrText xml:space="preserve"> SEQ Рисунок \* ARABIC \s 1 </w:instrText>
+      </w:r>
+      <w:r>
+        <w:fldChar w:fldCharType="separate"/>
+      </w:r>
+      <w:r>
+        <w:rPr>
+          <w:noProof/>
+        </w:rPr>
+        <w:t>1</w:t>
+      </w:r>
+      <w:r>
+        <w:rPr>
+          <w:noProof/>
+        </w:rPr>
+        <w:fldChar w:fldCharType="end"/>
+      </w:r>
       <w:bookmarkEnd w:id="5"/>
       <w:r>
         <w:t xml:space="preserve"> – </w:t>
@@ -4904,25 +4914,51 @@
       <w:r>
         <w:t xml:space="preserve">Рисунок </w:t>
       </w:r>
-      <w:fldSimple w:instr=" STYLEREF 1 \s ">
-        <w:r>
-          <w:rPr>
-            <w:noProof/>
-          </w:rPr>
-          <w:t>2</w:t>
-        </w:r>
-      </w:fldSimple>
+      <w:r>
+        <w:fldChar w:fldCharType="begin"/>
+      </w:r>
+      <w:r>
+        <w:instrText xml:space="preserve"> STYLEREF 1 \s </w:instrText>
+      </w:r>
+      <w:r>
+        <w:fldChar w:fldCharType="separate"/>
+      </w:r>
+      <w:r>
+        <w:rPr>
+          <w:noProof/>
+        </w:rPr>
+        <w:t>2</w:t>
+      </w:r>
+      <w:r>
+        <w:rPr>
+          <w:noProof/>
+        </w:rPr>
+        <w:fldChar w:fldCharType="end"/>
+      </w:r>
       <w:r>
         <w:t>.</w:t>
       </w:r>
-      <w:fldSimple w:instr=" SEQ Рисунок \* ARABIC \s 1 ">
-        <w:r>
-          <w:rPr>
-            <w:noProof/>
-          </w:rPr>
-          <w:t>2</w:t>
-        </w:r>
-      </w:fldSimple>
+      <w:r>
+        <w:fldChar w:fldCharType="begin"/>
+      </w:r>
+      <w:r>
+        <w:instrText xml:space="preserve"> SEQ Рисунок \* ARABIC \s 1 </w:instrText>
+      </w:r>
+      <w:r>
+        <w:fldChar w:fldCharType="separate"/>
+      </w:r>
+      <w:r>
+        <w:rPr>
+          <w:noProof/>
+        </w:rPr>
+        <w:t>2</w:t>
+      </w:r>
+      <w:r>
+        <w:rPr>
+          <w:noProof/>
+        </w:rPr>
+        <w:fldChar w:fldCharType="end"/>
+      </w:r>
       <w:bookmarkEnd w:id="6"/>
       <w:r>
         <w:t xml:space="preserve"> – </w:t>
@@ -4935,7 +4971,7 @@
       <w:pPr>
         <w:pStyle w:val="2"/>
       </w:pPr>
-      <w:bookmarkStart w:id="7" w:name="_Toc225117786"/>
+      <w:bookmarkStart w:id="7" w:name="_Toc226386838"/>
       <w:r>
         <w:t>Алгоритм построения окрестности «</w:t>
       </w:r>
@@ -5702,7 +5738,19 @@
           <w:rPr>
             <w:rFonts w:ascii="Cambria Math" w:hAnsi="Cambria Math"/>
           </w:rPr>
-          <m:t>[j]</m:t>
+          <m:t>[</m:t>
+        </m:r>
+        <m:r>
+          <w:rPr>
+            <w:rFonts w:ascii="Cambria Math" w:hAnsi="Cambria Math"/>
+          </w:rPr>
+          <m:t>j</m:t>
+        </m:r>
+        <m:r>
+          <w:rPr>
+            <w:rFonts w:ascii="Cambria Math" w:hAnsi="Cambria Math"/>
+          </w:rPr>
+          <m:t>]</m:t>
         </m:r>
       </m:oMath>
       <w:r>
@@ -5733,7 +5781,13 @@
           <w:rPr>
             <w:rFonts w:ascii="Cambria Math" w:hAnsi="Cambria Math"/>
           </w:rPr>
-          <m:t>S'</m:t>
+          <m:t>S</m:t>
+        </m:r>
+        <m:r>
+          <w:rPr>
+            <w:rFonts w:ascii="Cambria Math" w:hAnsi="Cambria Math"/>
+          </w:rPr>
+          <m:t>'</m:t>
         </m:r>
       </m:oMath>
       <w:r>
@@ -6096,25 +6150,51 @@
       <w:r>
         <w:t xml:space="preserve">Рисунок </w:t>
       </w:r>
-      <w:fldSimple w:instr=" STYLEREF 1 \s ">
-        <w:r>
-          <w:rPr>
-            <w:noProof/>
-          </w:rPr>
-          <w:t>2</w:t>
-        </w:r>
-      </w:fldSimple>
+      <w:r>
+        <w:fldChar w:fldCharType="begin"/>
+      </w:r>
+      <w:r>
+        <w:instrText xml:space="preserve"> STYLEREF 1 \s </w:instrText>
+      </w:r>
+      <w:r>
+        <w:fldChar w:fldCharType="separate"/>
+      </w:r>
+      <w:r>
+        <w:rPr>
+          <w:noProof/>
+        </w:rPr>
+        <w:t>2</w:t>
+      </w:r>
+      <w:r>
+        <w:rPr>
+          <w:noProof/>
+        </w:rPr>
+        <w:fldChar w:fldCharType="end"/>
+      </w:r>
       <w:r>
         <w:t>.</w:t>
       </w:r>
-      <w:fldSimple w:instr=" SEQ Рисунок \* ARABIC \s 1 ">
-        <w:r>
-          <w:rPr>
-            <w:noProof/>
-          </w:rPr>
-          <w:t>3</w:t>
-        </w:r>
-      </w:fldSimple>
+      <w:r>
+        <w:fldChar w:fldCharType="begin"/>
+      </w:r>
+      <w:r>
+        <w:instrText xml:space="preserve"> SEQ Рисунок \* ARABIC \s 1 </w:instrText>
+      </w:r>
+      <w:r>
+        <w:fldChar w:fldCharType="separate"/>
+      </w:r>
+      <w:r>
+        <w:rPr>
+          <w:noProof/>
+        </w:rPr>
+        <w:t>3</w:t>
+      </w:r>
+      <w:r>
+        <w:rPr>
+          <w:noProof/>
+        </w:rPr>
+        <w:fldChar w:fldCharType="end"/>
+      </w:r>
       <w:bookmarkEnd w:id="8"/>
       <w:r>
         <w:rPr>
@@ -6181,25 +6261,51 @@
       <w:r>
         <w:t xml:space="preserve">Рисунок </w:t>
       </w:r>
-      <w:fldSimple w:instr=" STYLEREF 1 \s ">
-        <w:r>
-          <w:rPr>
-            <w:noProof/>
-          </w:rPr>
-          <w:t>2</w:t>
-        </w:r>
-      </w:fldSimple>
+      <w:r>
+        <w:fldChar w:fldCharType="begin"/>
+      </w:r>
+      <w:r>
+        <w:instrText xml:space="preserve"> STYLEREF 1 \s </w:instrText>
+      </w:r>
+      <w:r>
+        <w:fldChar w:fldCharType="separate"/>
+      </w:r>
+      <w:r>
+        <w:rPr>
+          <w:noProof/>
+        </w:rPr>
+        <w:t>2</w:t>
+      </w:r>
+      <w:r>
+        <w:rPr>
+          <w:noProof/>
+        </w:rPr>
+        <w:fldChar w:fldCharType="end"/>
+      </w:r>
       <w:r>
         <w:t>.</w:t>
       </w:r>
-      <w:fldSimple w:instr=" SEQ Рисунок \* ARABIC \s 1 ">
-        <w:r>
-          <w:rPr>
-            <w:noProof/>
-          </w:rPr>
-          <w:t>4</w:t>
-        </w:r>
-      </w:fldSimple>
+      <w:r>
+        <w:fldChar w:fldCharType="begin"/>
+      </w:r>
+      <w:r>
+        <w:instrText xml:space="preserve"> SEQ Рисунок \* ARABIC \s 1 </w:instrText>
+      </w:r>
+      <w:r>
+        <w:fldChar w:fldCharType="separate"/>
+      </w:r>
+      <w:r>
+        <w:rPr>
+          <w:noProof/>
+        </w:rPr>
+        <w:t>4</w:t>
+      </w:r>
+      <w:r>
+        <w:rPr>
+          <w:noProof/>
+        </w:rPr>
+        <w:fldChar w:fldCharType="end"/>
+      </w:r>
       <w:bookmarkEnd w:id="9"/>
       <w:r>
         <w:t xml:space="preserve"> – Реализация алгоритма «</w:t>
@@ -6227,7 +6333,7 @@
       <w:pPr>
         <w:pStyle w:val="2"/>
       </w:pPr>
-      <w:bookmarkStart w:id="10" w:name="_Toc225117787"/>
+      <w:bookmarkStart w:id="10" w:name="_Toc226386839"/>
       <w:proofErr w:type="spellStart"/>
       <w:r>
         <w:t>М</w:t>
@@ -6261,218 +6367,17 @@
         </w:numPr>
       </w:pPr>
       <w:r>
-        <w:t xml:space="preserve">популяция </w:t>
+        <w:t xml:space="preserve">расстояния </w:t>
       </w:r>
       <m:oMath>
         <m:r>
           <w:rPr>
             <w:rFonts w:ascii="Cambria Math" w:hAnsi="Cambria Math"/>
           </w:rPr>
-          <m:t>P={</m:t>
+          <m:t>d</m:t>
         </m:r>
-        <m:sSub>
-          <m:sSubPr>
-            <m:ctrlPr>
-              <w:rPr>
-                <w:rFonts w:ascii="Cambria Math" w:hAnsi="Cambria Math"/>
-                <w:i/>
-              </w:rPr>
-            </m:ctrlPr>
-          </m:sSubPr>
-          <m:e>
-            <m:r>
-              <w:rPr>
-                <w:rFonts w:ascii="Cambria Math" w:hAnsi="Cambria Math"/>
-                <w:lang w:val="en-US"/>
-              </w:rPr>
-              <m:t>S</m:t>
-            </m:r>
-          </m:e>
-          <m:sub>
-            <m:r>
-              <w:rPr>
-                <w:rFonts w:ascii="Cambria Math" w:hAnsi="Cambria Math"/>
-              </w:rPr>
-              <m:t>1</m:t>
-            </m:r>
-          </m:sub>
-        </m:sSub>
-        <m:r>
-          <w:rPr>
-            <w:rFonts w:ascii="Cambria Math" w:hAnsi="Cambria Math"/>
-          </w:rPr>
-          <m:t>,</m:t>
-        </m:r>
-        <m:sSub>
-          <m:sSubPr>
-            <m:ctrlPr>
-              <w:rPr>
-                <w:rFonts w:ascii="Cambria Math" w:hAnsi="Cambria Math"/>
-                <w:i/>
-              </w:rPr>
-            </m:ctrlPr>
-          </m:sSubPr>
-          <m:e>
-            <m:r>
-              <w:rPr>
-                <w:rFonts w:ascii="Cambria Math" w:hAnsi="Cambria Math"/>
-              </w:rPr>
-              <m:t>S</m:t>
-            </m:r>
-          </m:e>
-          <m:sub>
-            <m:r>
-              <w:rPr>
-                <w:rFonts w:ascii="Cambria Math" w:hAnsi="Cambria Math"/>
-              </w:rPr>
-              <m:t>2</m:t>
-            </m:r>
-          </m:sub>
-        </m:sSub>
-        <m:r>
-          <w:rPr>
-            <w:rFonts w:ascii="Cambria Math" w:hAnsi="Cambria Math"/>
-          </w:rPr>
-          <m:t>,…,</m:t>
-        </m:r>
-        <m:sSub>
-          <m:sSubPr>
-            <m:ctrlPr>
-              <w:rPr>
-                <w:rFonts w:ascii="Cambria Math" w:hAnsi="Cambria Math"/>
-                <w:i/>
-              </w:rPr>
-            </m:ctrlPr>
-          </m:sSubPr>
-          <m:e>
-            <m:r>
-              <w:rPr>
-                <w:rFonts w:ascii="Cambria Math" w:hAnsi="Cambria Math"/>
-              </w:rPr>
-              <m:t>S</m:t>
-            </m:r>
-          </m:e>
-          <m:sub>
-            <m:r>
-              <w:rPr>
-                <w:rFonts w:ascii="Cambria Math" w:hAnsi="Cambria Math"/>
-              </w:rPr>
-              <m:t>n</m:t>
-            </m:r>
-          </m:sub>
-        </m:sSub>
-        <m:r>
-          <w:rPr>
-            <w:rFonts w:ascii="Cambria Math" w:hAnsi="Cambria Math"/>
-          </w:rPr>
-          <m:t>}</m:t>
-        </m:r>
-      </m:oMath>
-      <w:r>
-        <w:t xml:space="preserve">, </w:t>
-      </w:r>
-      <w:r>
-        <w:t>где:</w:t>
-      </w:r>
-    </w:p>
-    <w:p>
-      <w:pPr>
-        <w:pStyle w:val="a2"/>
-        <w:numPr>
-          <w:ilvl w:val="1"/>
-          <w:numId w:val="29"/>
-        </w:numPr>
-      </w:pPr>
-      <m:oMath>
-        <m:sSub>
-          <m:sSubPr>
-            <m:ctrlPr>
-              <w:rPr>
-                <w:rFonts w:ascii="Cambria Math" w:hAnsi="Cambria Math"/>
-                <w:i/>
-              </w:rPr>
-            </m:ctrlPr>
-          </m:sSubPr>
-          <m:e>
-            <m:r>
-              <w:rPr>
-                <w:rFonts w:ascii="Cambria Math" w:hAnsi="Cambria Math"/>
-              </w:rPr>
-              <m:t>S</m:t>
-            </m:r>
-          </m:e>
-          <m:sub>
-            <m:r>
-              <w:rPr>
-                <w:rFonts w:ascii="Cambria Math" w:hAnsi="Cambria Math"/>
-              </w:rPr>
-              <m:t>i</m:t>
-            </m:r>
-          </m:sub>
-        </m:sSub>
-      </m:oMath>
-      <w:r>
-        <w:rPr>
-          <w:lang w:val="en-US"/>
-        </w:rPr>
-        <w:t xml:space="preserve"> – </w:t>
-      </w:r>
-      <w:r>
-        <w:t>решение</w:t>
-      </w:r>
-      <w:r>
-        <w:rPr>
-          <w:lang w:val="en-US"/>
-        </w:rPr>
-        <w:t>,</w:t>
-      </w:r>
-    </w:p>
-    <w:p>
-      <w:pPr>
-        <w:pStyle w:val="a2"/>
-        <w:numPr>
-          <w:ilvl w:val="1"/>
-          <w:numId w:val="29"/>
-        </w:numPr>
-      </w:pPr>
-      <m:oMath>
-        <m:r>
-          <w:rPr>
-            <w:rFonts w:ascii="Cambria Math" w:hAnsi="Cambria Math"/>
-          </w:rPr>
-          <m:t>n</m:t>
-        </m:r>
-      </m:oMath>
-      <w:r>
-        <w:t xml:space="preserve"> – </w:t>
-      </w:r>
-      <w:r>
-        <w:t>количество решений</w:t>
-      </w:r>
-      <w:r>
-        <w:t>;</w:t>
-      </w:r>
-    </w:p>
-    <w:p>
-      <w:pPr>
-        <w:pStyle w:val="a2"/>
-        <w:numPr>
-          <w:ilvl w:val="0"/>
-          <w:numId w:val="29"/>
-        </w:numPr>
-      </w:pPr>
-      <w:r>
-        <w:t xml:space="preserve">целевая функция </w:t>
-      </w:r>
-      <m:oMath>
-        <m:r>
-          <w:rPr>
-            <w:rFonts w:ascii="Cambria Math" w:hAnsi="Cambria Math"/>
-          </w:rPr>
-          <m:t>f(</m:t>
-        </m:r>
-        <m:sSub>
-          <m:sSubPr>
+        <m:d>
+          <m:dPr>
             <m:ctrlPr>
               <w:rPr>
                 <w:rFonts w:ascii="Cambria Math" w:hAnsi="Cambria Math"/>
@@ -6480,38 +6385,209 @@
                 <w:lang w:val="en-US"/>
               </w:rPr>
             </m:ctrlPr>
-          </m:sSubPr>
+          </m:dPr>
+          <m:e>
+            <m:sSub>
+              <m:sSubPr>
+                <m:ctrlPr>
+                  <w:rPr>
+                    <w:rFonts w:ascii="Cambria Math" w:hAnsi="Cambria Math"/>
+                    <w:i/>
+                    <w:lang w:val="en-US"/>
+                  </w:rPr>
+                </m:ctrlPr>
+              </m:sSubPr>
+              <m:e>
+                <m:r>
+                  <w:rPr>
+                    <w:rFonts w:ascii="Cambria Math" w:hAnsi="Cambria Math"/>
+                    <w:lang w:val="en-US"/>
+                  </w:rPr>
+                  <m:t>c</m:t>
+                </m:r>
+              </m:e>
+              <m:sub>
+                <m:r>
+                  <w:rPr>
+                    <w:rFonts w:ascii="Cambria Math" w:hAnsi="Cambria Math"/>
+                    <w:lang w:val="en-US"/>
+                  </w:rPr>
+                  <m:t>i</m:t>
+                </m:r>
+              </m:sub>
+            </m:sSub>
+            <m:r>
+              <w:rPr>
+                <w:rFonts w:ascii="Cambria Math" w:hAnsi="Cambria Math"/>
+              </w:rPr>
+              <m:t>,</m:t>
+            </m:r>
+            <m:sSub>
+              <m:sSubPr>
+                <m:ctrlPr>
+                  <w:rPr>
+                    <w:rFonts w:ascii="Cambria Math" w:hAnsi="Cambria Math"/>
+                    <w:i/>
+                    <w:lang w:val="en-US"/>
+                  </w:rPr>
+                </m:ctrlPr>
+              </m:sSubPr>
+              <m:e>
+                <m:r>
+                  <w:rPr>
+                    <w:rFonts w:ascii="Cambria Math" w:hAnsi="Cambria Math"/>
+                    <w:lang w:val="en-US"/>
+                  </w:rPr>
+                  <m:t>c</m:t>
+                </m:r>
+              </m:e>
+              <m:sub>
+                <m:r>
+                  <w:rPr>
+                    <w:rFonts w:ascii="Cambria Math" w:hAnsi="Cambria Math"/>
+                    <w:lang w:val="en-US"/>
+                  </w:rPr>
+                  <m:t>j</m:t>
+                </m:r>
+              </m:sub>
+            </m:sSub>
+          </m:e>
+        </m:d>
+        <m:r>
+          <w:rPr>
+            <w:rFonts w:ascii="Cambria Math" w:hAnsi="Cambria Math"/>
+          </w:rPr>
+          <m:t>∈</m:t>
+        </m:r>
+        <m:sSup>
+          <m:sSupPr>
+            <m:ctrlPr>
+              <w:rPr>
+                <w:rFonts w:ascii="Cambria Math" w:hAnsi="Cambria Math"/>
+                <w:i/>
+                <w:lang w:val="en-US"/>
+              </w:rPr>
+            </m:ctrlPr>
+          </m:sSupPr>
           <m:e>
             <m:r>
+              <m:rPr>
+                <m:scr m:val="double-struck"/>
+              </m:rPr>
               <w:rPr>
                 <w:rFonts w:ascii="Cambria Math" w:hAnsi="Cambria Math"/>
-                <w:lang w:val="en-US"/>
-              </w:rPr>
-              <m:t>S</m:t>
+              </w:rPr>
+              <m:t>Z</m:t>
             </m:r>
           </m:e>
-          <m:sub>
+          <m:sup>
             <m:r>
               <w:rPr>
                 <w:rFonts w:ascii="Cambria Math" w:hAnsi="Cambria Math"/>
+              </w:rPr>
+              <m:t>+</m:t>
+            </m:r>
+          </m:sup>
+        </m:sSup>
+        <m:r>
+          <w:rPr>
+            <w:rFonts w:ascii="Cambria Math" w:hAnsi="Cambria Math"/>
+          </w:rPr>
+          <m:t xml:space="preserve">, </m:t>
+        </m:r>
+        <m:d>
+          <m:dPr>
+            <m:ctrlPr>
+              <w:rPr>
+                <w:rFonts w:ascii="Cambria Math" w:hAnsi="Cambria Math"/>
+                <w:i/>
                 <w:lang w:val="en-US"/>
               </w:rPr>
-              <m:t>i</m:t>
+            </m:ctrlPr>
+          </m:dPr>
+          <m:e>
+            <m:sSub>
+              <m:sSubPr>
+                <m:ctrlPr>
+                  <w:rPr>
+                    <w:rFonts w:ascii="Cambria Math" w:hAnsi="Cambria Math"/>
+                    <w:i/>
+                    <w:lang w:val="en-US"/>
+                  </w:rPr>
+                </m:ctrlPr>
+              </m:sSubPr>
+              <m:e>
+                <m:r>
+                  <w:rPr>
+                    <w:rFonts w:ascii="Cambria Math" w:hAnsi="Cambria Math"/>
+                    <w:lang w:val="en-US"/>
+                  </w:rPr>
+                  <m:t>c</m:t>
+                </m:r>
+              </m:e>
+              <m:sub>
+                <m:r>
+                  <w:rPr>
+                    <w:rFonts w:ascii="Cambria Math" w:hAnsi="Cambria Math"/>
+                    <w:lang w:val="en-US"/>
+                  </w:rPr>
+                  <m:t>i</m:t>
+                </m:r>
+              </m:sub>
+            </m:sSub>
+            <m:r>
+              <w:rPr>
+                <w:rFonts w:ascii="Cambria Math" w:hAnsi="Cambria Math"/>
+              </w:rPr>
+              <m:t>,</m:t>
             </m:r>
-          </m:sub>
-        </m:sSub>
+            <m:sSub>
+              <m:sSubPr>
+                <m:ctrlPr>
+                  <w:rPr>
+                    <w:rFonts w:ascii="Cambria Math" w:hAnsi="Cambria Math"/>
+                    <w:i/>
+                    <w:lang w:val="en-US"/>
+                  </w:rPr>
+                </m:ctrlPr>
+              </m:sSubPr>
+              <m:e>
+                <m:r>
+                  <w:rPr>
+                    <w:rFonts w:ascii="Cambria Math" w:hAnsi="Cambria Math"/>
+                    <w:lang w:val="en-US"/>
+                  </w:rPr>
+                  <m:t>c</m:t>
+                </m:r>
+              </m:e>
+              <m:sub>
+                <m:r>
+                  <w:rPr>
+                    <w:rFonts w:ascii="Cambria Math" w:hAnsi="Cambria Math"/>
+                    <w:lang w:val="en-US"/>
+                  </w:rPr>
+                  <m:t>j</m:t>
+                </m:r>
+              </m:sub>
+            </m:sSub>
+          </m:e>
+        </m:d>
         <m:r>
           <w:rPr>
             <w:rFonts w:ascii="Cambria Math" w:hAnsi="Cambria Math"/>
           </w:rPr>
-          <m:t>)</m:t>
+          <m:t>∈</m:t>
+        </m:r>
+        <m:r>
+          <w:rPr>
+            <w:rFonts w:ascii="Cambria Math" w:hAnsi="Cambria Math"/>
+            <w:lang w:val="en-US"/>
+          </w:rPr>
+          <m:t>C</m:t>
         </m:r>
       </m:oMath>
       <w:r>
         <w:t>.</w:t>
-      </w:r>
-      <w:r>
-        <w:t xml:space="preserve"> </w:t>
       </w:r>
     </w:p>
     <w:p>
@@ -6708,7 +6784,6 @@
         </w:numPr>
       </w:pPr>
       <w:r>
-        <w:lastRenderedPageBreak/>
         <w:t>Пока не выполнен критерий остановки, выполнять:</w:t>
       </w:r>
     </w:p>
@@ -6812,6 +6887,7 @@
         </w:numPr>
       </w:pPr>
       <w:r>
+        <w:lastRenderedPageBreak/>
         <w:t xml:space="preserve">применить к </w:t>
       </w:r>
       <m:oMath>
@@ -7491,25 +7567,51 @@
       <w:r>
         <w:t xml:space="preserve">Рисунок </w:t>
       </w:r>
-      <w:fldSimple w:instr=" STYLEREF 1 \s ">
-        <w:r>
-          <w:rPr>
-            <w:noProof/>
-          </w:rPr>
-          <w:t>2</w:t>
-        </w:r>
-      </w:fldSimple>
+      <w:r>
+        <w:fldChar w:fldCharType="begin"/>
+      </w:r>
+      <w:r>
+        <w:instrText xml:space="preserve"> STYLEREF 1 \s </w:instrText>
+      </w:r>
+      <w:r>
+        <w:fldChar w:fldCharType="separate"/>
+      </w:r>
+      <w:r>
+        <w:rPr>
+          <w:noProof/>
+        </w:rPr>
+        <w:t>2</w:t>
+      </w:r>
+      <w:r>
+        <w:rPr>
+          <w:noProof/>
+        </w:rPr>
+        <w:fldChar w:fldCharType="end"/>
+      </w:r>
       <w:r>
         <w:t>.</w:t>
       </w:r>
-      <w:fldSimple w:instr=" SEQ Рисунок \* ARABIC \s 1 ">
-        <w:r>
-          <w:rPr>
-            <w:noProof/>
-          </w:rPr>
-          <w:t>5</w:t>
-        </w:r>
-      </w:fldSimple>
+      <w:r>
+        <w:fldChar w:fldCharType="begin"/>
+      </w:r>
+      <w:r>
+        <w:instrText xml:space="preserve"> SEQ Рисунок \* ARABIC \s 1 </w:instrText>
+      </w:r>
+      <w:r>
+        <w:fldChar w:fldCharType="separate"/>
+      </w:r>
+      <w:r>
+        <w:rPr>
+          <w:noProof/>
+        </w:rPr>
+        <w:t>5</w:t>
+      </w:r>
+      <w:r>
+        <w:rPr>
+          <w:noProof/>
+        </w:rPr>
+        <w:fldChar w:fldCharType="end"/>
+      </w:r>
       <w:bookmarkEnd w:id="11"/>
       <w:r>
         <w:t xml:space="preserve"> – Целевая функция</w:t>
@@ -7532,7 +7634,13 @@
         </w:numPr>
       </w:pPr>
       <w:r>
-        <w:t>если после очередной итерации окрестность не изменилась, то «генетический алгоритм» завершает работу (</w:t>
+        <w:t xml:space="preserve">если после очередной итерации </w:t>
+      </w:r>
+      <w:r>
+        <w:t>популяция</w:t>
+      </w:r>
+      <w:r>
+        <w:t xml:space="preserve"> не изменилась, то «генетический алгоритм» завершает работу (</w:t>
       </w:r>
       <w:r>
         <w:fldChar w:fldCharType="begin"/>
@@ -7577,7 +7685,6 @@
         <w:rPr>
           <w:noProof/>
         </w:rPr>
-        <w:lastRenderedPageBreak/>
         <w:drawing>
           <wp:inline distT="0" distB="0" distL="0" distR="0" wp14:anchorId="4E0B69C6" wp14:editId="26E5B137">
             <wp:extent cx="3734321" cy="1200318"/>
@@ -7623,25 +7730,51 @@
       <w:r>
         <w:t xml:space="preserve">Рисунок </w:t>
       </w:r>
-      <w:fldSimple w:instr=" STYLEREF 1 \s ">
-        <w:r>
-          <w:rPr>
-            <w:noProof/>
-          </w:rPr>
-          <w:t>2</w:t>
-        </w:r>
-      </w:fldSimple>
+      <w:r>
+        <w:fldChar w:fldCharType="begin"/>
+      </w:r>
+      <w:r>
+        <w:instrText xml:space="preserve"> STYLEREF 1 \s </w:instrText>
+      </w:r>
+      <w:r>
+        <w:fldChar w:fldCharType="separate"/>
+      </w:r>
+      <w:r>
+        <w:rPr>
+          <w:noProof/>
+        </w:rPr>
+        <w:t>2</w:t>
+      </w:r>
+      <w:r>
+        <w:rPr>
+          <w:noProof/>
+        </w:rPr>
+        <w:fldChar w:fldCharType="end"/>
+      </w:r>
       <w:r>
         <w:t>.</w:t>
       </w:r>
-      <w:fldSimple w:instr=" SEQ Рисунок \* ARABIC \s 1 ">
-        <w:r>
-          <w:rPr>
-            <w:noProof/>
-          </w:rPr>
-          <w:t>6</w:t>
-        </w:r>
-      </w:fldSimple>
+      <w:r>
+        <w:fldChar w:fldCharType="begin"/>
+      </w:r>
+      <w:r>
+        <w:instrText xml:space="preserve"> SEQ Рисунок \* ARABIC \s 1 </w:instrText>
+      </w:r>
+      <w:r>
+        <w:fldChar w:fldCharType="separate"/>
+      </w:r>
+      <w:r>
+        <w:rPr>
+          <w:noProof/>
+        </w:rPr>
+        <w:t>6</w:t>
+      </w:r>
+      <w:r>
+        <w:rPr>
+          <w:noProof/>
+        </w:rPr>
+        <w:fldChar w:fldCharType="end"/>
+      </w:r>
       <w:bookmarkEnd w:id="12"/>
       <w:r>
         <w:t xml:space="preserve"> – Критерий остановки</w:t>
@@ -7652,6 +7785,7 @@
         <w:pStyle w:val="a2"/>
       </w:pPr>
       <w:r>
+        <w:lastRenderedPageBreak/>
         <w:t>Выбор родителей:</w:t>
       </w:r>
     </w:p>
@@ -7905,25 +8039,51 @@
       <w:r>
         <w:t xml:space="preserve">Рисунок </w:t>
       </w:r>
-      <w:fldSimple w:instr=" STYLEREF 1 \s ">
-        <w:r>
-          <w:rPr>
-            <w:noProof/>
-          </w:rPr>
-          <w:t>2</w:t>
-        </w:r>
-      </w:fldSimple>
+      <w:r>
+        <w:fldChar w:fldCharType="begin"/>
+      </w:r>
+      <w:r>
+        <w:instrText xml:space="preserve"> STYLEREF 1 \s </w:instrText>
+      </w:r>
+      <w:r>
+        <w:fldChar w:fldCharType="separate"/>
+      </w:r>
+      <w:r>
+        <w:rPr>
+          <w:noProof/>
+        </w:rPr>
+        <w:t>2</w:t>
+      </w:r>
+      <w:r>
+        <w:rPr>
+          <w:noProof/>
+        </w:rPr>
+        <w:fldChar w:fldCharType="end"/>
+      </w:r>
       <w:r>
         <w:t>.</w:t>
       </w:r>
-      <w:fldSimple w:instr=" SEQ Рисунок \* ARABIC \s 1 ">
-        <w:r>
-          <w:rPr>
-            <w:noProof/>
-          </w:rPr>
-          <w:t>7</w:t>
-        </w:r>
-      </w:fldSimple>
+      <w:r>
+        <w:fldChar w:fldCharType="begin"/>
+      </w:r>
+      <w:r>
+        <w:instrText xml:space="preserve"> SEQ Рисунок \* ARABIC \s 1 </w:instrText>
+      </w:r>
+      <w:r>
+        <w:fldChar w:fldCharType="separate"/>
+      </w:r>
+      <w:r>
+        <w:rPr>
+          <w:noProof/>
+        </w:rPr>
+        <w:t>7</w:t>
+      </w:r>
+      <w:r>
+        <w:rPr>
+          <w:noProof/>
+        </w:rPr>
+        <w:fldChar w:fldCharType="end"/>
+      </w:r>
       <w:bookmarkEnd w:id="13"/>
       <w:r>
         <w:t xml:space="preserve"> – Выбор родителей</w:t>
@@ -8130,7 +8290,16 @@
         </m:sSub>
       </m:oMath>
       <w:r>
-        <w:t xml:space="preserve"> и последних </w:t>
+        <w:t xml:space="preserve"> </w:t>
+      </w:r>
+      <w:r>
+        <w:t xml:space="preserve">и </w:t>
+      </w:r>
+      <w:r>
+        <w:t>еще не выбранных</w:t>
+      </w:r>
+      <w:r>
+        <w:t xml:space="preserve"> </w:t>
       </w:r>
       <m:oMath>
         <m:r>
@@ -8188,7 +8357,6 @@
         </w:numPr>
       </w:pPr>
       <w:r>
-        <w:lastRenderedPageBreak/>
         <w:t xml:space="preserve">новый вектор </w:t>
       </w:r>
       <m:oMath>
@@ -8276,7 +8444,13 @@
         </m:sSub>
       </m:oMath>
       <w:r>
-        <w:t xml:space="preserve"> и последних </w:t>
+        <w:t xml:space="preserve"> и </w:t>
+      </w:r>
+      <w:r>
+        <w:t>еще не выбранных</w:t>
+      </w:r>
+      <w:r>
+        <w:t xml:space="preserve"> </w:t>
       </w:r>
       <m:oMath>
         <m:r>
@@ -8617,6 +8791,7 @@
         <w:rPr>
           <w:noProof/>
         </w:rPr>
+        <w:lastRenderedPageBreak/>
         <w:drawing>
           <wp:inline distT="0" distB="0" distL="0" distR="0" wp14:anchorId="6E8EC43E" wp14:editId="760B7DAC">
             <wp:extent cx="4248743" cy="2695951"/>
@@ -8662,25 +8837,51 @@
       <w:r>
         <w:t xml:space="preserve">Рисунок </w:t>
       </w:r>
-      <w:fldSimple w:instr=" STYLEREF 1 \s ">
-        <w:r>
-          <w:rPr>
-            <w:noProof/>
-          </w:rPr>
-          <w:t>2</w:t>
-        </w:r>
-      </w:fldSimple>
+      <w:r>
+        <w:fldChar w:fldCharType="begin"/>
+      </w:r>
+      <w:r>
+        <w:instrText xml:space="preserve"> STYLEREF 1 \s </w:instrText>
+      </w:r>
+      <w:r>
+        <w:fldChar w:fldCharType="separate"/>
+      </w:r>
+      <w:r>
+        <w:rPr>
+          <w:noProof/>
+        </w:rPr>
+        <w:t>2</w:t>
+      </w:r>
+      <w:r>
+        <w:rPr>
+          <w:noProof/>
+        </w:rPr>
+        <w:fldChar w:fldCharType="end"/>
+      </w:r>
       <w:r>
         <w:t>.</w:t>
       </w:r>
-      <w:fldSimple w:instr=" SEQ Рисунок \* ARABIC \s 1 ">
-        <w:r>
-          <w:rPr>
-            <w:noProof/>
-          </w:rPr>
-          <w:t>8</w:t>
-        </w:r>
-      </w:fldSimple>
+      <w:r>
+        <w:fldChar w:fldCharType="begin"/>
+      </w:r>
+      <w:r>
+        <w:instrText xml:space="preserve"> SEQ Рисунок \* ARABIC \s 1 </w:instrText>
+      </w:r>
+      <w:r>
+        <w:fldChar w:fldCharType="separate"/>
+      </w:r>
+      <w:r>
+        <w:rPr>
+          <w:noProof/>
+        </w:rPr>
+        <w:t>8</w:t>
+      </w:r>
+      <w:r>
+        <w:rPr>
+          <w:noProof/>
+        </w:rPr>
+        <w:fldChar w:fldCharType="end"/>
+      </w:r>
       <w:bookmarkEnd w:id="14"/>
       <w:r>
         <w:t xml:space="preserve"> – </w:t>
@@ -9148,7 +9349,6 @@
         <w:rPr>
           <w:noProof/>
         </w:rPr>
-        <w:lastRenderedPageBreak/>
         <w:drawing>
           <wp:inline distT="0" distB="0" distL="0" distR="0" wp14:anchorId="784FEC73" wp14:editId="2D2EE52D">
             <wp:extent cx="4648849" cy="2057687"/>
@@ -9194,25 +9394,51 @@
       <w:r>
         <w:t xml:space="preserve">Рисунок </w:t>
       </w:r>
-      <w:fldSimple w:instr=" STYLEREF 1 \s ">
-        <w:r>
-          <w:rPr>
-            <w:noProof/>
-          </w:rPr>
-          <w:t>2</w:t>
-        </w:r>
-      </w:fldSimple>
+      <w:r>
+        <w:fldChar w:fldCharType="begin"/>
+      </w:r>
+      <w:r>
+        <w:instrText xml:space="preserve"> STYLEREF 1 \s </w:instrText>
+      </w:r>
+      <w:r>
+        <w:fldChar w:fldCharType="separate"/>
+      </w:r>
+      <w:r>
+        <w:rPr>
+          <w:noProof/>
+        </w:rPr>
+        <w:t>2</w:t>
+      </w:r>
+      <w:r>
+        <w:rPr>
+          <w:noProof/>
+        </w:rPr>
+        <w:fldChar w:fldCharType="end"/>
+      </w:r>
       <w:r>
         <w:t>.</w:t>
       </w:r>
-      <w:fldSimple w:instr=" SEQ Рисунок \* ARABIC \s 1 ">
-        <w:r>
-          <w:rPr>
-            <w:noProof/>
-          </w:rPr>
-          <w:t>9</w:t>
-        </w:r>
-      </w:fldSimple>
+      <w:r>
+        <w:fldChar w:fldCharType="begin"/>
+      </w:r>
+      <w:r>
+        <w:instrText xml:space="preserve"> SEQ Рисунок \* ARABIC \s 1 </w:instrText>
+      </w:r>
+      <w:r>
+        <w:fldChar w:fldCharType="separate"/>
+      </w:r>
+      <w:r>
+        <w:rPr>
+          <w:noProof/>
+        </w:rPr>
+        <w:t>9</w:t>
+      </w:r>
+      <w:r>
+        <w:rPr>
+          <w:noProof/>
+        </w:rPr>
+        <w:fldChar w:fldCharType="end"/>
+      </w:r>
       <w:bookmarkEnd w:id="15"/>
       <w:r>
         <w:t xml:space="preserve"> – Оператор мутации</w:t>
@@ -9241,6 +9467,7 @@
         </w:numPr>
       </w:pPr>
       <w:r>
+        <w:lastRenderedPageBreak/>
         <w:t xml:space="preserve">создается новая популяция </w:t>
       </w:r>
       <m:oMath>
@@ -9648,55 +9875,14 @@
       <w:r>
         <w:t xml:space="preserve">Рисунок </w:t>
       </w:r>
-      <w:fldSimple w:instr=" STYLEREF 1 \s ">
-        <w:r>
-          <w:rPr>
-            <w:noProof/>
-          </w:rPr>
-          <w:t>2</w:t>
-        </w:r>
-      </w:fldSimple>
-      <w:r>
-        <w:t>.</w:t>
-      </w:r>
-      <w:fldSimple w:instr=" SEQ Рисунок \* ARABIC \s 1 ">
-        <w:r>
-          <w:rPr>
-            <w:noProof/>
-          </w:rPr>
-          <w:t>10</w:t>
-        </w:r>
-      </w:fldSimple>
-      <w:bookmarkEnd w:id="16"/>
-      <w:r>
-        <w:t xml:space="preserve"> – Добавление решений в окрестность</w:t>
-      </w:r>
-    </w:p>
-    <w:p>
-      <w:pPr>
-        <w:pStyle w:val="2"/>
-      </w:pPr>
-      <w:bookmarkStart w:id="17" w:name="_Toc225117788"/>
-      <w:r>
-        <w:t>Результаты</w:t>
-      </w:r>
-      <w:bookmarkEnd w:id="17"/>
-    </w:p>
-    <w:p>
-      <w:pPr>
-        <w:pStyle w:val="a2"/>
-      </w:pPr>
       <w:r>
         <w:fldChar w:fldCharType="begin"/>
       </w:r>
       <w:r>
-        <w:instrText xml:space="preserve"> REF _Ref225115872 \h </w:instrText>
+        <w:instrText xml:space="preserve"> STYLEREF 1 \s </w:instrText>
       </w:r>
       <w:r>
         <w:fldChar w:fldCharType="separate"/>
-      </w:r>
-      <w:r>
-        <w:t xml:space="preserve">Рисунки </w:t>
       </w:r>
       <w:r>
         <w:rPr>
@@ -9705,6 +9891,76 @@
         <w:t>2</w:t>
       </w:r>
       <w:r>
+        <w:rPr>
+          <w:noProof/>
+        </w:rPr>
+        <w:fldChar w:fldCharType="end"/>
+      </w:r>
+      <w:r>
+        <w:t>.</w:t>
+      </w:r>
+      <w:r>
+        <w:fldChar w:fldCharType="begin"/>
+      </w:r>
+      <w:r>
+        <w:instrText xml:space="preserve"> SEQ Рисунок \* ARABIC \s 1 </w:instrText>
+      </w:r>
+      <w:r>
+        <w:fldChar w:fldCharType="separate"/>
+      </w:r>
+      <w:r>
+        <w:rPr>
+          <w:noProof/>
+        </w:rPr>
+        <w:t>10</w:t>
+      </w:r>
+      <w:r>
+        <w:rPr>
+          <w:noProof/>
+        </w:rPr>
+        <w:fldChar w:fldCharType="end"/>
+      </w:r>
+      <w:bookmarkEnd w:id="16"/>
+      <w:r>
+        <w:t xml:space="preserve"> – Добавление решений в </w:t>
+      </w:r>
+      <w:r>
+        <w:t>популяцию</w:t>
+      </w:r>
+    </w:p>
+    <w:p>
+      <w:pPr>
+        <w:pStyle w:val="2"/>
+      </w:pPr>
+      <w:bookmarkStart w:id="17" w:name="_Toc226386840"/>
+      <w:r>
+        <w:t>Результаты</w:t>
+      </w:r>
+      <w:bookmarkEnd w:id="17"/>
+    </w:p>
+    <w:p>
+      <w:pPr>
+        <w:pStyle w:val="a2"/>
+      </w:pPr>
+      <w:r>
+        <w:fldChar w:fldCharType="begin"/>
+      </w:r>
+      <w:r>
+        <w:instrText xml:space="preserve"> REF _Ref225115872 \h </w:instrText>
+      </w:r>
+      <w:r>
+        <w:fldChar w:fldCharType="separate"/>
+      </w:r>
+      <w:r>
+        <w:t xml:space="preserve">Рисунки </w:t>
+      </w:r>
+      <w:r>
+        <w:rPr>
+          <w:noProof/>
+        </w:rPr>
+        <w:t>2</w:t>
+      </w:r>
+      <w:r>
         <w:t>.</w:t>
       </w:r>
       <w:r>
@@ -9844,10 +10100,9 @@
           <w:noProof/>
           <w:lang w:val="en-US"/>
         </w:rPr>
-        <w:lastRenderedPageBreak/>
         <w:drawing>
-          <wp:inline distT="0" distB="0" distL="0" distR="0" wp14:anchorId="78A36164" wp14:editId="6F15DBC6">
-            <wp:extent cx="4866308" cy="866775"/>
+          <wp:inline distT="0" distB="0" distL="0" distR="0" wp14:anchorId="78A36164" wp14:editId="47A36B98">
+            <wp:extent cx="5074682" cy="903890"/>
             <wp:effectExtent l="0" t="0" r="0" b="0"/>
             <wp:docPr id="2143847670" name="Рисунок 1"/>
             <wp:cNvGraphicFramePr>
@@ -9869,7 +10124,7 @@
                   <pic:spPr>
                     <a:xfrm>
                       <a:off x="0" y="0"/>
-                      <a:ext cx="4909032" cy="874385"/>
+                      <a:ext cx="5144102" cy="916255"/>
                     </a:xfrm>
                     <a:prstGeom prst="rect">
                       <a:avLst/>
@@ -9890,25 +10145,51 @@
       <w:r>
         <w:t xml:space="preserve">Рисунок </w:t>
       </w:r>
-      <w:fldSimple w:instr=" STYLEREF 1 \s ">
-        <w:r>
-          <w:rPr>
-            <w:noProof/>
-          </w:rPr>
-          <w:t>2</w:t>
-        </w:r>
-      </w:fldSimple>
+      <w:r>
+        <w:fldChar w:fldCharType="begin"/>
+      </w:r>
+      <w:r>
+        <w:instrText xml:space="preserve"> STYLEREF 1 \s </w:instrText>
+      </w:r>
+      <w:r>
+        <w:fldChar w:fldCharType="separate"/>
+      </w:r>
+      <w:r>
+        <w:rPr>
+          <w:noProof/>
+        </w:rPr>
+        <w:t>2</w:t>
+      </w:r>
+      <w:r>
+        <w:rPr>
+          <w:noProof/>
+        </w:rPr>
+        <w:fldChar w:fldCharType="end"/>
+      </w:r>
       <w:r>
         <w:t>.</w:t>
       </w:r>
-      <w:fldSimple w:instr=" SEQ Рисунок \* ARABIC \s 1 ">
-        <w:r>
-          <w:rPr>
-            <w:noProof/>
-          </w:rPr>
-          <w:t>11</w:t>
-        </w:r>
-      </w:fldSimple>
+      <w:r>
+        <w:fldChar w:fldCharType="begin"/>
+      </w:r>
+      <w:r>
+        <w:instrText xml:space="preserve"> SEQ Рисунок \* ARABIC \s 1 </w:instrText>
+      </w:r>
+      <w:r>
+        <w:fldChar w:fldCharType="separate"/>
+      </w:r>
+      <w:r>
+        <w:rPr>
+          <w:noProof/>
+        </w:rPr>
+        <w:t>11</w:t>
+      </w:r>
+      <w:r>
+        <w:rPr>
+          <w:noProof/>
+        </w:rPr>
+        <w:fldChar w:fldCharType="end"/>
+      </w:r>
       <w:bookmarkEnd w:id="18"/>
       <w:r>
         <w:t xml:space="preserve"> – Первый запуск «генетического алгоритма»</w:t>
@@ -9924,9 +10205,9 @@
           <w:noProof/>
         </w:rPr>
         <w:drawing>
-          <wp:inline distT="0" distB="0" distL="0" distR="0" wp14:anchorId="4492FC5B" wp14:editId="634929F9">
-            <wp:extent cx="4827905" cy="818534"/>
-            <wp:effectExtent l="0" t="0" r="0" b="635"/>
+          <wp:inline distT="0" distB="0" distL="0" distR="0" wp14:anchorId="4492FC5B" wp14:editId="6DA738FA">
+            <wp:extent cx="5021391" cy="851338"/>
+            <wp:effectExtent l="0" t="0" r="0" b="6350"/>
             <wp:docPr id="1647718514" name="Рисунок 1"/>
             <wp:cNvGraphicFramePr>
               <a:graphicFrameLocks xmlns:a="http://schemas.openxmlformats.org/drawingml/2006/main" noChangeAspect="1"/>
@@ -9947,7 +10228,7 @@
                   <pic:spPr>
                     <a:xfrm>
                       <a:off x="0" y="0"/>
-                      <a:ext cx="4829108" cy="818738"/>
+                      <a:ext cx="5028667" cy="852572"/>
                     </a:xfrm>
                     <a:prstGeom prst="rect">
                       <a:avLst/>
@@ -9968,43 +10249,70 @@
       <w:r>
         <w:t xml:space="preserve">Рисунок </w:t>
       </w:r>
-      <w:fldSimple w:instr=" STYLEREF 1 \s ">
-        <w:r>
-          <w:rPr>
-            <w:noProof/>
-          </w:rPr>
-          <w:t>2</w:t>
-        </w:r>
-      </w:fldSimple>
-      <w:r>
-        <w:t>.</w:t>
-      </w:r>
-      <w:fldSimple w:instr=" SEQ Рисунок \* ARABIC \s 1 ">
-        <w:r>
-          <w:rPr>
-            <w:noProof/>
-          </w:rPr>
-          <w:t>12</w:t>
-        </w:r>
-      </w:fldSimple>
-      <w:bookmarkEnd w:id="19"/>
-      <w:r>
-        <w:t xml:space="preserve"> – Второй запуск «генетического алгоритма»</w:t>
-      </w:r>
-    </w:p>
-    <w:p>
-      <w:pPr>
-        <w:pStyle w:val="a2"/>
-        <w:jc w:val="center"/>
-      </w:pPr>
+      <w:r>
+        <w:fldChar w:fldCharType="begin"/>
+      </w:r>
+      <w:r>
+        <w:instrText xml:space="preserve"> STYLEREF 1 \s </w:instrText>
+      </w:r>
+      <w:r>
+        <w:fldChar w:fldCharType="separate"/>
+      </w:r>
       <w:r>
         <w:rPr>
           <w:noProof/>
         </w:rPr>
+        <w:t>2</w:t>
+      </w:r>
+      <w:r>
+        <w:rPr>
+          <w:noProof/>
+        </w:rPr>
+        <w:fldChar w:fldCharType="end"/>
+      </w:r>
+      <w:r>
+        <w:t>.</w:t>
+      </w:r>
+      <w:r>
+        <w:fldChar w:fldCharType="begin"/>
+      </w:r>
+      <w:r>
+        <w:instrText xml:space="preserve"> SEQ Рисунок \* ARABIC \s 1 </w:instrText>
+      </w:r>
+      <w:r>
+        <w:fldChar w:fldCharType="separate"/>
+      </w:r>
+      <w:r>
+        <w:rPr>
+          <w:noProof/>
+        </w:rPr>
+        <w:t>12</w:t>
+      </w:r>
+      <w:r>
+        <w:rPr>
+          <w:noProof/>
+        </w:rPr>
+        <w:fldChar w:fldCharType="end"/>
+      </w:r>
+      <w:bookmarkEnd w:id="19"/>
+      <w:r>
+        <w:t xml:space="preserve"> – Второй запуск «генетического алгоритма»</w:t>
+      </w:r>
+    </w:p>
+    <w:p>
+      <w:pPr>
+        <w:pStyle w:val="a2"/>
+        <w:jc w:val="center"/>
+      </w:pPr>
+      <w:r>
+        <w:rPr>
+          <w:noProof/>
+        </w:rPr>
+        <w:lastRenderedPageBreak/>
         <w:drawing>
-          <wp:inline distT="0" distB="0" distL="0" distR="0" wp14:anchorId="4D452DC2" wp14:editId="4E93064E">
-            <wp:extent cx="4810125" cy="838128"/>
-            <wp:effectExtent l="0" t="0" r="0" b="635"/>
+          <wp:inline distT="0" distB="0" distL="0" distR="0" wp14:anchorId="4D452DC2" wp14:editId="1D68D2A8">
+            <wp:extent cx="4927533" cy="858585"/>
+            <wp:effectExtent l="0" t="0" r="6985" b="0"/>
             <wp:docPr id="1407136623" name="Рисунок 1"/>
             <wp:cNvGraphicFramePr>
               <a:graphicFrameLocks xmlns:a="http://schemas.openxmlformats.org/drawingml/2006/main" noChangeAspect="1"/>
@@ -10025,7 +10333,7 @@
                   <pic:spPr>
                     <a:xfrm>
                       <a:off x="0" y="0"/>
-                      <a:ext cx="4940428" cy="860832"/>
+                      <a:ext cx="5067092" cy="882902"/>
                     </a:xfrm>
                     <a:prstGeom prst="rect">
                       <a:avLst/>
@@ -10046,25 +10354,51 @@
       <w:r>
         <w:t xml:space="preserve">Рисунок </w:t>
       </w:r>
-      <w:fldSimple w:instr=" STYLEREF 1 \s ">
-        <w:r>
-          <w:rPr>
-            <w:noProof/>
-          </w:rPr>
-          <w:t>2</w:t>
-        </w:r>
-      </w:fldSimple>
+      <w:r>
+        <w:fldChar w:fldCharType="begin"/>
+      </w:r>
+      <w:r>
+        <w:instrText xml:space="preserve"> STYLEREF 1 \s </w:instrText>
+      </w:r>
+      <w:r>
+        <w:fldChar w:fldCharType="separate"/>
+      </w:r>
+      <w:r>
+        <w:rPr>
+          <w:noProof/>
+        </w:rPr>
+        <w:t>2</w:t>
+      </w:r>
+      <w:r>
+        <w:rPr>
+          <w:noProof/>
+        </w:rPr>
+        <w:fldChar w:fldCharType="end"/>
+      </w:r>
       <w:r>
         <w:t>.</w:t>
       </w:r>
-      <w:fldSimple w:instr=" SEQ Рисунок \* ARABIC \s 1 ">
-        <w:r>
-          <w:rPr>
-            <w:noProof/>
-          </w:rPr>
-          <w:t>13</w:t>
-        </w:r>
-      </w:fldSimple>
+      <w:r>
+        <w:fldChar w:fldCharType="begin"/>
+      </w:r>
+      <w:r>
+        <w:instrText xml:space="preserve"> SEQ Рисунок \* ARABIC \s 1 </w:instrText>
+      </w:r>
+      <w:r>
+        <w:fldChar w:fldCharType="separate"/>
+      </w:r>
+      <w:r>
+        <w:rPr>
+          <w:noProof/>
+        </w:rPr>
+        <w:t>13</w:t>
+      </w:r>
+      <w:r>
+        <w:rPr>
+          <w:noProof/>
+        </w:rPr>
+        <w:fldChar w:fldCharType="end"/>
+      </w:r>
       <w:bookmarkEnd w:id="20"/>
       <w:r>
         <w:t xml:space="preserve"> – Третий запуск «генетического алгоритма»</w:t>
@@ -10461,25 +10795,51 @@
       <w:r>
         <w:t xml:space="preserve">Таблица </w:t>
       </w:r>
-      <w:fldSimple w:instr=" STYLEREF 1 \s ">
-        <w:r>
-          <w:rPr>
-            <w:noProof/>
-          </w:rPr>
-          <w:t>2</w:t>
-        </w:r>
-      </w:fldSimple>
+      <w:r>
+        <w:fldChar w:fldCharType="begin"/>
+      </w:r>
+      <w:r>
+        <w:instrText xml:space="preserve"> STYLEREF 1 \s </w:instrText>
+      </w:r>
+      <w:r>
+        <w:fldChar w:fldCharType="separate"/>
+      </w:r>
+      <w:r>
+        <w:rPr>
+          <w:noProof/>
+        </w:rPr>
+        <w:t>2</w:t>
+      </w:r>
+      <w:r>
+        <w:rPr>
+          <w:noProof/>
+        </w:rPr>
+        <w:fldChar w:fldCharType="end"/>
+      </w:r>
       <w:r>
         <w:t>.</w:t>
       </w:r>
-      <w:fldSimple w:instr=" SEQ Таблица \* ARABIC \s 1 ">
-        <w:r>
-          <w:rPr>
-            <w:noProof/>
-          </w:rPr>
-          <w:t>1</w:t>
-        </w:r>
-      </w:fldSimple>
+      <w:r>
+        <w:fldChar w:fldCharType="begin"/>
+      </w:r>
+      <w:r>
+        <w:instrText xml:space="preserve"> SEQ Таблица \* ARABIC \s 1 </w:instrText>
+      </w:r>
+      <w:r>
+        <w:fldChar w:fldCharType="separate"/>
+      </w:r>
+      <w:r>
+        <w:rPr>
+          <w:noProof/>
+        </w:rPr>
+        <w:t>1</w:t>
+      </w:r>
+      <w:r>
+        <w:rPr>
+          <w:noProof/>
+        </w:rPr>
+        <w:fldChar w:fldCharType="end"/>
+      </w:r>
       <w:bookmarkEnd w:id="21"/>
       <w:r>
         <w:t xml:space="preserve"> – Результаты работы «</w:t>
@@ -10495,7 +10855,7 @@
       <w:pPr>
         <w:pStyle w:val="1"/>
       </w:pPr>
-      <w:bookmarkStart w:id="22" w:name="_Toc225117789"/>
+      <w:bookmarkStart w:id="22" w:name="_Toc226386841"/>
       <w:r>
         <w:lastRenderedPageBreak/>
         <w:t>Вывод</w:t>
@@ -10645,7 +11005,7 @@
       <w:pPr>
         <w:pStyle w:val="1"/>
       </w:pPr>
-      <w:bookmarkStart w:id="23" w:name="_Toc225117790"/>
+      <w:bookmarkStart w:id="23" w:name="_Toc226386842"/>
       <w:r>
         <w:lastRenderedPageBreak/>
         <w:t>Приложение</w:t>
@@ -10754,21 +11114,7 @@
             <w:rStyle w:val="ad"/>
             <w:lang w:val="en-US"/>
           </w:rPr>
-          <w:t>mod</w:t>
-        </w:r>
-        <w:r>
-          <w:rPr>
-            <w:rStyle w:val="ad"/>
-            <w:lang w:val="en-US"/>
-          </w:rPr>
-          <w:t>e</w:t>
-        </w:r>
-        <w:r>
-          <w:rPr>
-            <w:rStyle w:val="ad"/>
-            <w:lang w:val="en-US"/>
-          </w:rPr>
-          <w:t>ling</w:t>
+          <w:t>modeling</w:t>
         </w:r>
         <w:r>
           <w:rPr>
@@ -10891,13 +11237,7 @@
           <w:rPr>
             <w:rStyle w:val="ad"/>
           </w:rPr>
-          <w:t>/</w:t>
-        </w:r>
-        <w:r>
-          <w:rPr>
-            <w:rStyle w:val="ad"/>
-          </w:rPr>
-          <w:t>1</w:t>
+          <w:t>/1</w:t>
         </w:r>
         <w:proofErr w:type="spellStart"/>
         <w:r>
@@ -11061,7 +11401,7 @@
 </file>
 
 <file path=word/endnotes.xml><?xml version="1.0" encoding="utf-8"?>
-<w:endnotes xmlns:wpc="http://schemas.microsoft.com/office/word/2010/wordprocessingCanvas" xmlns:cx="http://schemas.microsoft.com/office/drawing/2014/chartex" xmlns:cx1="http://schemas.microsoft.com/office/drawing/2015/9/8/chartex" xmlns:cx2="http://schemas.microsoft.com/office/drawing/2015/10/21/chartex" xmlns:cx3="http://schemas.microsoft.com/office/drawing/2016/5/9/chartex" xmlns:cx4="http://schemas.microsoft.com/office/drawing/2016/5/10/chartex" xmlns:cx5="http://schemas.microsoft.com/office/drawing/2016/5/11/chartex" xmlns:cx6="http://schemas.microsoft.com/office/drawing/2016/5/12/chartex" xmlns:cx7="http://schemas.microsoft.com/office/drawing/2016/5/13/chartex" xmlns:cx8="http://schemas.microsoft.com/office/drawing/2016/5/14/chartex" xmlns:mc="http://schemas.openxmlformats.org/markup-compatibility/2006" xmlns:aink="http://schemas.microsoft.com/office/drawing/2016/ink" xmlns:am3d="http://schemas.microsoft.com/office/drawing/2017/model3d" xmlns:o="urn:schemas-microsoft-com:office:office" xmlns:oel="http://schemas.microsoft.com/office/2019/extlst" xmlns:r="http://schemas.openxmlformats.org/officeDocument/2006/relationships" xmlns:m="http://schemas.openxmlformats.org/officeDocument/2006/math" xmlns:v="urn:schemas-microsoft-com:vml" xmlns:wp14="http://schemas.microsoft.com/office/word/2010/wordprocessingDrawing" xmlns:wp="http://schemas.openxmlformats.org/drawingml/2006/wordprocessingDrawing" xmlns:w10="urn:schemas-microsoft-com:office:word" xmlns:w="http://schemas.openxmlformats.org/wordprocessingml/2006/main" xmlns:w14="http://schemas.microsoft.com/office/word/2010/wordml" xmlns:w15="http://schemas.microsoft.com/office/word/2012/wordml" xmlns:w16cex="http://schemas.microsoft.com/office/word/2018/wordml/cex" xmlns:w16cid="http://schemas.microsoft.com/office/word/2016/wordml/cid" xmlns:w16="http://schemas.microsoft.com/office/word/2018/wordml" xmlns:w16du="http://schemas.microsoft.com/office/word/2023/wordml/word16du" xmlns:w16sdtdh="http://schemas.microsoft.com/office/word/2020/wordml/sdtdatahash" xmlns:w16sdtfl="http://schemas.microsoft.com/office/word/2024/wordml/sdtformatlock" xmlns:w16se="http://schemas.microsoft.com/office/word/2015/wordml/symex" xmlns:wpg="http://schemas.microsoft.com/office/word/2010/wordprocessingGroup" xmlns:wpi="http://schemas.microsoft.com/office/word/2010/wordprocessingInk" xmlns:wne="http://schemas.microsoft.com/office/word/2006/wordml" xmlns:wps="http://schemas.microsoft.com/office/word/2010/wordprocessingShape" mc:Ignorable="w14 w15 w16se w16cid w16 w16cex w16sdtdh w16sdtfl w16du wp14">
+<w:endnotes xmlns:wpc="http://schemas.microsoft.com/office/word/2010/wordprocessingCanvas" xmlns:cx="http://schemas.microsoft.com/office/drawing/2014/chartex" xmlns:cx1="http://schemas.microsoft.com/office/drawing/2015/9/8/chartex" xmlns:cx2="http://schemas.microsoft.com/office/drawing/2015/10/21/chartex" xmlns:cx3="http://schemas.microsoft.com/office/drawing/2016/5/9/chartex" xmlns:cx4="http://schemas.microsoft.com/office/drawing/2016/5/10/chartex" xmlns:cx5="http://schemas.microsoft.com/office/drawing/2016/5/11/chartex" xmlns:cx6="http://schemas.microsoft.com/office/drawing/2016/5/12/chartex" xmlns:cx7="http://schemas.microsoft.com/office/drawing/2016/5/13/chartex" xmlns:cx8="http://schemas.microsoft.com/office/drawing/2016/5/14/chartex" xmlns:mc="http://schemas.openxmlformats.org/markup-compatibility/2006" xmlns:aink="http://schemas.microsoft.com/office/drawing/2016/ink" xmlns:am3d="http://schemas.microsoft.com/office/drawing/2017/model3d" xmlns:o="urn:schemas-microsoft-com:office:office" xmlns:r="http://schemas.openxmlformats.org/officeDocument/2006/relationships" xmlns:m="http://schemas.openxmlformats.org/officeDocument/2006/math" xmlns:v="urn:schemas-microsoft-com:vml" xmlns:wp14="http://schemas.microsoft.com/office/word/2010/wordprocessingDrawing" xmlns:wp="http://schemas.openxmlformats.org/drawingml/2006/wordprocessingDrawing" xmlns:w10="urn:schemas-microsoft-com:office:word" xmlns:w="http://schemas.openxmlformats.org/wordprocessingml/2006/main" xmlns:w14="http://schemas.microsoft.com/office/word/2010/wordml" xmlns:w15="http://schemas.microsoft.com/office/word/2012/wordml" xmlns:w16cex="http://schemas.microsoft.com/office/word/2018/wordml/cex" xmlns:w16cid="http://schemas.microsoft.com/office/word/2016/wordml/cid" xmlns:w16="http://schemas.microsoft.com/office/word/2018/wordml" xmlns:w16sdtdh="http://schemas.microsoft.com/office/word/2020/wordml/sdtdatahash" xmlns:w16se="http://schemas.microsoft.com/office/word/2015/wordml/symex" xmlns:wpg="http://schemas.microsoft.com/office/word/2010/wordprocessingGroup" xmlns:wpi="http://schemas.microsoft.com/office/word/2010/wordprocessingInk" xmlns:wne="http://schemas.microsoft.com/office/word/2006/wordml" xmlns:wps="http://schemas.microsoft.com/office/word/2010/wordprocessingShape" mc:Ignorable="w14 w15 w16se w16cid w16 w16cex w16sdtdh wp14">
   <w:endnote w:type="separator" w:id="-1">
     <w:p>
       <w:r>
@@ -11080,7 +11420,7 @@
 </file>
 
 <file path=word/footer1.xml><?xml version="1.0" encoding="utf-8"?>
-<w:ftr xmlns:wpc="http://schemas.microsoft.com/office/word/2010/wordprocessingCanvas" xmlns:cx="http://schemas.microsoft.com/office/drawing/2014/chartex" xmlns:cx1="http://schemas.microsoft.com/office/drawing/2015/9/8/chartex" xmlns:cx2="http://schemas.microsoft.com/office/drawing/2015/10/21/chartex" xmlns:cx3="http://schemas.microsoft.com/office/drawing/2016/5/9/chartex" xmlns:cx4="http://schemas.microsoft.com/office/drawing/2016/5/10/chartex" xmlns:cx5="http://schemas.microsoft.com/office/drawing/2016/5/11/chartex" xmlns:cx6="http://schemas.microsoft.com/office/drawing/2016/5/12/chartex" xmlns:cx7="http://schemas.microsoft.com/office/drawing/2016/5/13/chartex" xmlns:cx8="http://schemas.microsoft.com/office/drawing/2016/5/14/chartex" xmlns:mc="http://schemas.openxmlformats.org/markup-compatibility/2006" xmlns:aink="http://schemas.microsoft.com/office/drawing/2016/ink" xmlns:am3d="http://schemas.microsoft.com/office/drawing/2017/model3d" xmlns:o="urn:schemas-microsoft-com:office:office" xmlns:oel="http://schemas.microsoft.com/office/2019/extlst" xmlns:r="http://schemas.openxmlformats.org/officeDocument/2006/relationships" xmlns:m="http://schemas.openxmlformats.org/officeDocument/2006/math" xmlns:v="urn:schemas-microsoft-com:vml" xmlns:wp14="http://schemas.microsoft.com/office/word/2010/wordprocessingDrawing" xmlns:wp="http://schemas.openxmlformats.org/drawingml/2006/wordprocessingDrawing" xmlns:w10="urn:schemas-microsoft-com:office:word" xmlns:w="http://schemas.openxmlformats.org/wordprocessingml/2006/main" xmlns:w14="http://schemas.microsoft.com/office/word/2010/wordml" xmlns:w15="http://schemas.microsoft.com/office/word/2012/wordml" xmlns:w16cex="http://schemas.microsoft.com/office/word/2018/wordml/cex" xmlns:w16cid="http://schemas.microsoft.com/office/word/2016/wordml/cid" xmlns:w16="http://schemas.microsoft.com/office/word/2018/wordml" xmlns:w16du="http://schemas.microsoft.com/office/word/2023/wordml/word16du" xmlns:w16sdtdh="http://schemas.microsoft.com/office/word/2020/wordml/sdtdatahash" xmlns:w16sdtfl="http://schemas.microsoft.com/office/word/2024/wordml/sdtformatlock" xmlns:w16se="http://schemas.microsoft.com/office/word/2015/wordml/symex" xmlns:wpg="http://schemas.microsoft.com/office/word/2010/wordprocessingGroup" xmlns:wpi="http://schemas.microsoft.com/office/word/2010/wordprocessingInk" xmlns:wne="http://schemas.microsoft.com/office/word/2006/wordml" xmlns:wps="http://schemas.microsoft.com/office/word/2010/wordprocessingShape" mc:Ignorable="w14 w15 w16se w16cid w16 w16cex w16sdtdh w16sdtfl w16du wp14">
+<w:ftr xmlns:wpc="http://schemas.microsoft.com/office/word/2010/wordprocessingCanvas" xmlns:cx="http://schemas.microsoft.com/office/drawing/2014/chartex" xmlns:cx1="http://schemas.microsoft.com/office/drawing/2015/9/8/chartex" xmlns:cx2="http://schemas.microsoft.com/office/drawing/2015/10/21/chartex" xmlns:cx3="http://schemas.microsoft.com/office/drawing/2016/5/9/chartex" xmlns:cx4="http://schemas.microsoft.com/office/drawing/2016/5/10/chartex" xmlns:cx5="http://schemas.microsoft.com/office/drawing/2016/5/11/chartex" xmlns:cx6="http://schemas.microsoft.com/office/drawing/2016/5/12/chartex" xmlns:cx7="http://schemas.microsoft.com/office/drawing/2016/5/13/chartex" xmlns:cx8="http://schemas.microsoft.com/office/drawing/2016/5/14/chartex" xmlns:mc="http://schemas.openxmlformats.org/markup-compatibility/2006" xmlns:aink="http://schemas.microsoft.com/office/drawing/2016/ink" xmlns:am3d="http://schemas.microsoft.com/office/drawing/2017/model3d" xmlns:o="urn:schemas-microsoft-com:office:office" xmlns:r="http://schemas.openxmlformats.org/officeDocument/2006/relationships" xmlns:m="http://schemas.openxmlformats.org/officeDocument/2006/math" xmlns:v="urn:schemas-microsoft-com:vml" xmlns:wp14="http://schemas.microsoft.com/office/word/2010/wordprocessingDrawing" xmlns:wp="http://schemas.openxmlformats.org/drawingml/2006/wordprocessingDrawing" xmlns:w10="urn:schemas-microsoft-com:office:word" xmlns:w="http://schemas.openxmlformats.org/wordprocessingml/2006/main" xmlns:w14="http://schemas.microsoft.com/office/word/2010/wordml" xmlns:w15="http://schemas.microsoft.com/office/word/2012/wordml" xmlns:w16cex="http://schemas.microsoft.com/office/word/2018/wordml/cex" xmlns:w16cid="http://schemas.microsoft.com/office/word/2016/wordml/cid" xmlns:w16="http://schemas.microsoft.com/office/word/2018/wordml" xmlns:w16sdtdh="http://schemas.microsoft.com/office/word/2020/wordml/sdtdatahash" xmlns:w16se="http://schemas.microsoft.com/office/word/2015/wordml/symex" xmlns:wpg="http://schemas.microsoft.com/office/word/2010/wordprocessingGroup" xmlns:wpi="http://schemas.microsoft.com/office/word/2010/wordprocessingInk" xmlns:wne="http://schemas.microsoft.com/office/word/2006/wordml" xmlns:wps="http://schemas.microsoft.com/office/word/2010/wordprocessingShape" mc:Ignorable="w14 w15 w16se w16cid w16 w16cex w16sdtdh wp14">
   <w:p>
     <w:pPr>
       <w:pStyle w:val="a7"/>
@@ -13516,7 +13856,7 @@
         </mc:Choice>
         <mc:Fallback>
           <w:pict>
-            <v:group w14:anchorId="0B70446E" id="Group 135" o:spid="_x0000_s1026" style="position:absolute;margin-left:-16.15pt;margin-top:-110.4pt;width:525.55pt;height:123.5pt;z-index:251657216;mso-height-relative:margin" coordorigin="1088,1531" coordsize="10511,2470" o:gfxdata="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">
+            <v:group w14:anchorId="0B70446E" id="Group 135" o:spid="_x0000_s1026" style="position:absolute;margin-left:-16.15pt;margin-top:-110.4pt;width:525.55pt;height:123.5pt;z-index:251657216;mso-height-relative:margin" coordorigin="1088,1531" coordsize="10511,2470" o:gfxdata="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">
               <v:line id="Line 136" o:spid="_x0000_s1027" style="position:absolute;visibility:visible;mso-wrap-style:square" from="1132,1531" to="11584,1531" o:connectortype="straight" o:gfxdata="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" strokeweight="1.5pt"/>
               <v:line id="Line 137" o:spid="_x0000_s1028" style="position:absolute;visibility:visible;mso-wrap-style:square" from="1117,2381" to="11599,2381" o:connectortype="straight" o:gfxdata="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" strokeweight="1.5pt"/>
               <v:line id="Line 138" o:spid="_x0000_s1029" style="position:absolute;visibility:visible;mso-wrap-style:square" from="1132,3981" to="11599,3981" o:connectortype="straight" o:gfxdata="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" strokeweight="1.5pt"/>
@@ -14328,7 +14668,7 @@
 </file>
 
 <file path=word/footer2.xml><?xml version="1.0" encoding="utf-8"?>
-<w:ftr xmlns:wpc="http://schemas.microsoft.com/office/word/2010/wordprocessingCanvas" xmlns:cx="http://schemas.microsoft.com/office/drawing/2014/chartex" xmlns:cx1="http://schemas.microsoft.com/office/drawing/2015/9/8/chartex" xmlns:cx2="http://schemas.microsoft.com/office/drawing/2015/10/21/chartex" xmlns:cx3="http://schemas.microsoft.com/office/drawing/2016/5/9/chartex" xmlns:cx4="http://schemas.microsoft.com/office/drawing/2016/5/10/chartex" xmlns:cx5="http://schemas.microsoft.com/office/drawing/2016/5/11/chartex" xmlns:cx6="http://schemas.microsoft.com/office/drawing/2016/5/12/chartex" xmlns:cx7="http://schemas.microsoft.com/office/drawing/2016/5/13/chartex" xmlns:cx8="http://schemas.microsoft.com/office/drawing/2016/5/14/chartex" xmlns:mc="http://schemas.openxmlformats.org/markup-compatibility/2006" xmlns:aink="http://schemas.microsoft.com/office/drawing/2016/ink" xmlns:am3d="http://schemas.microsoft.com/office/drawing/2017/model3d" xmlns:o="urn:schemas-microsoft-com:office:office" xmlns:oel="http://schemas.microsoft.com/office/2019/extlst" xmlns:r="http://schemas.openxmlformats.org/officeDocument/2006/relationships" xmlns:m="http://schemas.openxmlformats.org/officeDocument/2006/math" xmlns:v="urn:schemas-microsoft-com:vml" xmlns:wp14="http://schemas.microsoft.com/office/word/2010/wordprocessingDrawing" xmlns:wp="http://schemas.openxmlformats.org/drawingml/2006/wordprocessingDrawing" xmlns:w10="urn:schemas-microsoft-com:office:word" xmlns:w="http://schemas.openxmlformats.org/wordprocessingml/2006/main" xmlns:w14="http://schemas.microsoft.com/office/word/2010/wordml" xmlns:w15="http://schemas.microsoft.com/office/word/2012/wordml" xmlns:w16cex="http://schemas.microsoft.com/office/word/2018/wordml/cex" xmlns:w16cid="http://schemas.microsoft.com/office/word/2016/wordml/cid" xmlns:w16="http://schemas.microsoft.com/office/word/2018/wordml" xmlns:w16du="http://schemas.microsoft.com/office/word/2023/wordml/word16du" xmlns:w16sdtdh="http://schemas.microsoft.com/office/word/2020/wordml/sdtdatahash" xmlns:w16sdtfl="http://schemas.microsoft.com/office/word/2024/wordml/sdtformatlock" xmlns:w16se="http://schemas.microsoft.com/office/word/2015/wordml/symex" xmlns:wpg="http://schemas.microsoft.com/office/word/2010/wordprocessingGroup" xmlns:wpi="http://schemas.microsoft.com/office/word/2010/wordprocessingInk" xmlns:wne="http://schemas.microsoft.com/office/word/2006/wordml" xmlns:wps="http://schemas.microsoft.com/office/word/2010/wordprocessingShape" mc:Ignorable="w14 w15 w16se w16cid w16 w16cex w16sdtdh w16sdtfl w16du wp14">
+<w:ftr xmlns:wpc="http://schemas.microsoft.com/office/word/2010/wordprocessingCanvas" xmlns:cx="http://schemas.microsoft.com/office/drawing/2014/chartex" xmlns:cx1="http://schemas.microsoft.com/office/drawing/2015/9/8/chartex" xmlns:cx2="http://schemas.microsoft.com/office/drawing/2015/10/21/chartex" xmlns:cx3="http://schemas.microsoft.com/office/drawing/2016/5/9/chartex" xmlns:cx4="http://schemas.microsoft.com/office/drawing/2016/5/10/chartex" xmlns:cx5="http://schemas.microsoft.com/office/drawing/2016/5/11/chartex" xmlns:cx6="http://schemas.microsoft.com/office/drawing/2016/5/12/chartex" xmlns:cx7="http://schemas.microsoft.com/office/drawing/2016/5/13/chartex" xmlns:cx8="http://schemas.microsoft.com/office/drawing/2016/5/14/chartex" xmlns:mc="http://schemas.openxmlformats.org/markup-compatibility/2006" xmlns:aink="http://schemas.microsoft.com/office/drawing/2016/ink" xmlns:am3d="http://schemas.microsoft.com/office/drawing/2017/model3d" xmlns:o="urn:schemas-microsoft-com:office:office" xmlns:r="http://schemas.openxmlformats.org/officeDocument/2006/relationships" xmlns:m="http://schemas.openxmlformats.org/officeDocument/2006/math" xmlns:v="urn:schemas-microsoft-com:vml" xmlns:wp14="http://schemas.microsoft.com/office/word/2010/wordprocessingDrawing" xmlns:wp="http://schemas.openxmlformats.org/drawingml/2006/wordprocessingDrawing" xmlns:w10="urn:schemas-microsoft-com:office:word" xmlns:w="http://schemas.openxmlformats.org/wordprocessingml/2006/main" xmlns:w14="http://schemas.microsoft.com/office/word/2010/wordml" xmlns:w15="http://schemas.microsoft.com/office/word/2012/wordml" xmlns:w16cex="http://schemas.microsoft.com/office/word/2018/wordml/cex" xmlns:w16cid="http://schemas.microsoft.com/office/word/2016/wordml/cid" xmlns:w16="http://schemas.microsoft.com/office/word/2018/wordml" xmlns:w16sdtdh="http://schemas.microsoft.com/office/word/2020/wordml/sdtdatahash" xmlns:w16se="http://schemas.microsoft.com/office/word/2015/wordml/symex" xmlns:wpg="http://schemas.microsoft.com/office/word/2010/wordprocessingGroup" xmlns:wpi="http://schemas.microsoft.com/office/word/2010/wordprocessingInk" xmlns:wne="http://schemas.microsoft.com/office/word/2006/wordml" xmlns:wps="http://schemas.microsoft.com/office/word/2010/wordprocessingShape" mc:Ignorable="w14 w15 w16se w16cid w16 w16cex w16sdtdh wp14">
   <w:p>
     <w:pPr>
       <w:pStyle w:val="a7"/>
@@ -15166,7 +15506,7 @@
         </mc:Choice>
         <mc:Fallback>
           <w:pict>
-            <v:group w14:anchorId="4C3B2040" id="Group 113" o:spid="_x0000_s1072" style="position:absolute;margin-left:-16.5pt;margin-top:-796.65pt;width:525.35pt;height:808.5pt;z-index:251658240" coordorigin="1088,345" coordsize="10507,16170" o:gfxdata="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">
+            <v:group w14:anchorId="4C3B2040" id="Group 113" o:spid="_x0000_s1072" style="position:absolute;margin-left:-16.5pt;margin-top:-796.65pt;width:525.35pt;height:808.5pt;z-index:251658240" coordorigin="1088,345" coordsize="10507,16170" o:gfxdata="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">
               <v:shapetype id="_x0000_t202" coordsize="21600,21600" o:spt="202" path="m,l,21600r21600,l21600,xe">
                 <v:stroke joinstyle="miter"/>
                 <v:path gradientshapeok="t" o:connecttype="rect"/>
@@ -15369,7 +15709,7 @@
 </file>
 
 <file path=word/footnotes.xml><?xml version="1.0" encoding="utf-8"?>
-<w:footnotes xmlns:wpc="http://schemas.microsoft.com/office/word/2010/wordprocessingCanvas" xmlns:cx="http://schemas.microsoft.com/office/drawing/2014/chartex" xmlns:cx1="http://schemas.microsoft.com/office/drawing/2015/9/8/chartex" xmlns:cx2="http://schemas.microsoft.com/office/drawing/2015/10/21/chartex" xmlns:cx3="http://schemas.microsoft.com/office/drawing/2016/5/9/chartex" xmlns:cx4="http://schemas.microsoft.com/office/drawing/2016/5/10/chartex" xmlns:cx5="http://schemas.microsoft.com/office/drawing/2016/5/11/chartex" xmlns:cx6="http://schemas.microsoft.com/office/drawing/2016/5/12/chartex" xmlns:cx7="http://schemas.microsoft.com/office/drawing/2016/5/13/chartex" xmlns:cx8="http://schemas.microsoft.com/office/drawing/2016/5/14/chartex" xmlns:mc="http://schemas.openxmlformats.org/markup-compatibility/2006" xmlns:aink="http://schemas.microsoft.com/office/drawing/2016/ink" xmlns:am3d="http://schemas.microsoft.com/office/drawing/2017/model3d" xmlns:o="urn:schemas-microsoft-com:office:office" xmlns:oel="http://schemas.microsoft.com/office/2019/extlst" xmlns:r="http://schemas.openxmlformats.org/officeDocument/2006/relationships" xmlns:m="http://schemas.openxmlformats.org/officeDocument/2006/math" xmlns:v="urn:schemas-microsoft-com:vml" xmlns:wp14="http://schemas.microsoft.com/office/word/2010/wordprocessingDrawing" xmlns:wp="http://schemas.openxmlformats.org/drawingml/2006/wordprocessingDrawing" xmlns:w10="urn:schemas-microsoft-com:office:word" xmlns:w="http://schemas.openxmlformats.org/wordprocessingml/2006/main" xmlns:w14="http://schemas.microsoft.com/office/word/2010/wordml" xmlns:w15="http://schemas.microsoft.com/office/word/2012/wordml" xmlns:w16cex="http://schemas.microsoft.com/office/word/2018/wordml/cex" xmlns:w16cid="http://schemas.microsoft.com/office/word/2016/wordml/cid" xmlns:w16="http://schemas.microsoft.com/office/word/2018/wordml" xmlns:w16du="http://schemas.microsoft.com/office/word/2023/wordml/word16du" xmlns:w16sdtdh="http://schemas.microsoft.com/office/word/2020/wordml/sdtdatahash" xmlns:w16sdtfl="http://schemas.microsoft.com/office/word/2024/wordml/sdtformatlock" xmlns:w16se="http://schemas.microsoft.com/office/word/2015/wordml/symex" xmlns:wpg="http://schemas.microsoft.com/office/word/2010/wordprocessingGroup" xmlns:wpi="http://schemas.microsoft.com/office/word/2010/wordprocessingInk" xmlns:wne="http://schemas.microsoft.com/office/word/2006/wordml" xmlns:wps="http://schemas.microsoft.com/office/word/2010/wordprocessingShape" mc:Ignorable="w14 w15 w16se w16cid w16 w16cex w16sdtdh w16sdtfl w16du wp14">
+<w:footnotes xmlns:wpc="http://schemas.microsoft.com/office/word/2010/wordprocessingCanvas" xmlns:cx="http://schemas.microsoft.com/office/drawing/2014/chartex" xmlns:cx1="http://schemas.microsoft.com/office/drawing/2015/9/8/chartex" xmlns:cx2="http://schemas.microsoft.com/office/drawing/2015/10/21/chartex" xmlns:cx3="http://schemas.microsoft.com/office/drawing/2016/5/9/chartex" xmlns:cx4="http://schemas.microsoft.com/office/drawing/2016/5/10/chartex" xmlns:cx5="http://schemas.microsoft.com/office/drawing/2016/5/11/chartex" xmlns:cx6="http://schemas.microsoft.com/office/drawing/2016/5/12/chartex" xmlns:cx7="http://schemas.microsoft.com/office/drawing/2016/5/13/chartex" xmlns:cx8="http://schemas.microsoft.com/office/drawing/2016/5/14/chartex" xmlns:mc="http://schemas.openxmlformats.org/markup-compatibility/2006" xmlns:aink="http://schemas.microsoft.com/office/drawing/2016/ink" xmlns:am3d="http://schemas.microsoft.com/office/drawing/2017/model3d" xmlns:o="urn:schemas-microsoft-com:office:office" xmlns:r="http://schemas.openxmlformats.org/officeDocument/2006/relationships" xmlns:m="http://schemas.openxmlformats.org/officeDocument/2006/math" xmlns:v="urn:schemas-microsoft-com:vml" xmlns:wp14="http://schemas.microsoft.com/office/word/2010/wordprocessingDrawing" xmlns:wp="http://schemas.openxmlformats.org/drawingml/2006/wordprocessingDrawing" xmlns:w10="urn:schemas-microsoft-com:office:word" xmlns:w="http://schemas.openxmlformats.org/wordprocessingml/2006/main" xmlns:w14="http://schemas.microsoft.com/office/word/2010/wordml" xmlns:w15="http://schemas.microsoft.com/office/word/2012/wordml" xmlns:w16cex="http://schemas.microsoft.com/office/word/2018/wordml/cex" xmlns:w16cid="http://schemas.microsoft.com/office/word/2016/wordml/cid" xmlns:w16="http://schemas.microsoft.com/office/word/2018/wordml" xmlns:w16sdtdh="http://schemas.microsoft.com/office/word/2020/wordml/sdtdatahash" xmlns:w16se="http://schemas.microsoft.com/office/word/2015/wordml/symex" xmlns:wpg="http://schemas.microsoft.com/office/word/2010/wordprocessingGroup" xmlns:wpi="http://schemas.microsoft.com/office/word/2010/wordprocessingInk" xmlns:wne="http://schemas.microsoft.com/office/word/2006/wordml" xmlns:wps="http://schemas.microsoft.com/office/word/2010/wordprocessingShape" mc:Ignorable="w14 w15 w16se w16cid w16 w16cex w16sdtdh wp14">
   <w:footnote w:type="separator" w:id="-1">
     <w:p>
       <w:r>
@@ -15388,7 +15728,7 @@
 </file>
 
 <file path=word/header1.xml><?xml version="1.0" encoding="utf-8"?>
-<w:hdr xmlns:wpc="http://schemas.microsoft.com/office/word/2010/wordprocessingCanvas" xmlns:cx="http://schemas.microsoft.com/office/drawing/2014/chartex" xmlns:cx1="http://schemas.microsoft.com/office/drawing/2015/9/8/chartex" xmlns:cx2="http://schemas.microsoft.com/office/drawing/2015/10/21/chartex" xmlns:cx3="http://schemas.microsoft.com/office/drawing/2016/5/9/chartex" xmlns:cx4="http://schemas.microsoft.com/office/drawing/2016/5/10/chartex" xmlns:cx5="http://schemas.microsoft.com/office/drawing/2016/5/11/chartex" xmlns:cx6="http://schemas.microsoft.com/office/drawing/2016/5/12/chartex" xmlns:cx7="http://schemas.microsoft.com/office/drawing/2016/5/13/chartex" xmlns:cx8="http://schemas.microsoft.com/office/drawing/2016/5/14/chartex" xmlns:mc="http://schemas.openxmlformats.org/markup-compatibility/2006" xmlns:aink="http://schemas.microsoft.com/office/drawing/2016/ink" xmlns:am3d="http://schemas.microsoft.com/office/drawing/2017/model3d" xmlns:o="urn:schemas-microsoft-com:office:office" xmlns:oel="http://schemas.microsoft.com/office/2019/extlst" xmlns:r="http://schemas.openxmlformats.org/officeDocument/2006/relationships" xmlns:m="http://schemas.openxmlformats.org/officeDocument/2006/math" xmlns:v="urn:schemas-microsoft-com:vml" xmlns:wp14="http://schemas.microsoft.com/office/word/2010/wordprocessingDrawing" xmlns:wp="http://schemas.openxmlformats.org/drawingml/2006/wordprocessingDrawing" xmlns:w10="urn:schemas-microsoft-com:office:word" xmlns:w="http://schemas.openxmlformats.org/wordprocessingml/2006/main" xmlns:w14="http://schemas.microsoft.com/office/word/2010/wordml" xmlns:w15="http://schemas.microsoft.com/office/word/2012/wordml" xmlns:w16cex="http://schemas.microsoft.com/office/word/2018/wordml/cex" xmlns:w16cid="http://schemas.microsoft.com/office/word/2016/wordml/cid" xmlns:w16="http://schemas.microsoft.com/office/word/2018/wordml" xmlns:w16du="http://schemas.microsoft.com/office/word/2023/wordml/word16du" xmlns:w16sdtdh="http://schemas.microsoft.com/office/word/2020/wordml/sdtdatahash" xmlns:w16sdtfl="http://schemas.microsoft.com/office/word/2024/wordml/sdtformatlock" xmlns:w16se="http://schemas.microsoft.com/office/word/2015/wordml/symex" xmlns:wpg="http://schemas.microsoft.com/office/word/2010/wordprocessingGroup" xmlns:wpi="http://schemas.microsoft.com/office/word/2010/wordprocessingInk" xmlns:wne="http://schemas.microsoft.com/office/word/2006/wordml" xmlns:wps="http://schemas.microsoft.com/office/word/2010/wordprocessingShape" mc:Ignorable="w14 w15 w16se w16cid w16 w16cex w16sdtdh w16sdtfl w16du wp14">
+<w:hdr xmlns:wpc="http://schemas.microsoft.com/office/word/2010/wordprocessingCanvas" xmlns:cx="http://schemas.microsoft.com/office/drawing/2014/chartex" xmlns:cx1="http://schemas.microsoft.com/office/drawing/2015/9/8/chartex" xmlns:cx2="http://schemas.microsoft.com/office/drawing/2015/10/21/chartex" xmlns:cx3="http://schemas.microsoft.com/office/drawing/2016/5/9/chartex" xmlns:cx4="http://schemas.microsoft.com/office/drawing/2016/5/10/chartex" xmlns:cx5="http://schemas.microsoft.com/office/drawing/2016/5/11/chartex" xmlns:cx6="http://schemas.microsoft.com/office/drawing/2016/5/12/chartex" xmlns:cx7="http://schemas.microsoft.com/office/drawing/2016/5/13/chartex" xmlns:cx8="http://schemas.microsoft.com/office/drawing/2016/5/14/chartex" xmlns:mc="http://schemas.openxmlformats.org/markup-compatibility/2006" xmlns:aink="http://schemas.microsoft.com/office/drawing/2016/ink" xmlns:am3d="http://schemas.microsoft.com/office/drawing/2017/model3d" xmlns:o="urn:schemas-microsoft-com:office:office" xmlns:r="http://schemas.openxmlformats.org/officeDocument/2006/relationships" xmlns:m="http://schemas.openxmlformats.org/officeDocument/2006/math" xmlns:v="urn:schemas-microsoft-com:vml" xmlns:wp14="http://schemas.microsoft.com/office/word/2010/wordprocessingDrawing" xmlns:wp="http://schemas.openxmlformats.org/drawingml/2006/wordprocessingDrawing" xmlns:w10="urn:schemas-microsoft-com:office:word" xmlns:w="http://schemas.openxmlformats.org/wordprocessingml/2006/main" xmlns:w14="http://schemas.microsoft.com/office/word/2010/wordml" xmlns:w15="http://schemas.microsoft.com/office/word/2012/wordml" xmlns:w16cex="http://schemas.microsoft.com/office/word/2018/wordml/cex" xmlns:w16cid="http://schemas.microsoft.com/office/word/2016/wordml/cid" xmlns:w16="http://schemas.microsoft.com/office/word/2018/wordml" xmlns:w16sdtdh="http://schemas.microsoft.com/office/word/2020/wordml/sdtdatahash" xmlns:w16se="http://schemas.microsoft.com/office/word/2015/wordml/symex" xmlns:wpg="http://schemas.microsoft.com/office/word/2010/wordprocessingGroup" xmlns:wpi="http://schemas.microsoft.com/office/word/2010/wordprocessingInk" xmlns:wne="http://schemas.microsoft.com/office/word/2006/wordml" xmlns:wps="http://schemas.microsoft.com/office/word/2010/wordprocessingShape" mc:Ignorable="w14 w15 w16se w16cid w16 w16cex w16sdtdh wp14">
   <w:p>
     <w:pPr>
       <w:pStyle w:val="a6"/>
@@ -15457,7 +15797,7 @@
             </wp:anchor>
           </w:drawing>
         </mc:Choice>
-        <mc:Fallback>
+        <mc:Fallback xmlns:w16sdtfl="http://schemas.microsoft.com/office/word/2024/wordml/sdtformatlock" xmlns:w16du="http://schemas.microsoft.com/office/word/2023/wordml/word16du" xmlns:oel="http://schemas.microsoft.com/office/2019/extlst">
           <w:pict>
             <v:rect w14:anchorId="09979B12" id="Rectangle 134" o:spid="_x0000_s1026" style="position:absolute;margin-left:-14.3pt;margin-top:3.05pt;width:523.5pt;height:808.5pt;z-index:251656192;visibility:visible;mso-wrap-style:square;mso-wrap-distance-left:9pt;mso-wrap-distance-top:0;mso-wrap-distance-right:9pt;mso-wrap-distance-bottom:0;mso-position-horizontal:absolute;mso-position-horizontal-relative:text;mso-position-vertical:absolute;mso-position-vertical-relative:text;v-text-anchor:top" o:gfxdata="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" filled="f" strokeweight="1.5pt"/>
           </w:pict>
@@ -15469,7 +15809,7 @@
 </file>
 
 <file path=word/numbering.xml><?xml version="1.0" encoding="utf-8"?>
-<w:numbering xmlns:wpc="http://schemas.microsoft.com/office/word/2010/wordprocessingCanvas" xmlns:cx="http://schemas.microsoft.com/office/drawing/2014/chartex" xmlns:cx1="http://schemas.microsoft.com/office/drawing/2015/9/8/chartex" xmlns:cx2="http://schemas.microsoft.com/office/drawing/2015/10/21/chartex" xmlns:cx3="http://schemas.microsoft.com/office/drawing/2016/5/9/chartex" xmlns:cx4="http://schemas.microsoft.com/office/drawing/2016/5/10/chartex" xmlns:cx5="http://schemas.microsoft.com/office/drawing/2016/5/11/chartex" xmlns:cx6="http://schemas.microsoft.com/office/drawing/2016/5/12/chartex" xmlns:cx7="http://schemas.microsoft.com/office/drawing/2016/5/13/chartex" xmlns:cx8="http://schemas.microsoft.com/office/drawing/2016/5/14/chartex" xmlns:mc="http://schemas.openxmlformats.org/markup-compatibility/2006" xmlns:aink="http://schemas.microsoft.com/office/drawing/2016/ink" xmlns:am3d="http://schemas.microsoft.com/office/drawing/2017/model3d" xmlns:o="urn:schemas-microsoft-com:office:office" xmlns:oel="http://schemas.microsoft.com/office/2019/extlst" xmlns:r="http://schemas.openxmlformats.org/officeDocument/2006/relationships" xmlns:m="http://schemas.openxmlformats.org/officeDocument/2006/math" xmlns:v="urn:schemas-microsoft-com:vml" xmlns:wp14="http://schemas.microsoft.com/office/word/2010/wordprocessingDrawing" xmlns:wp="http://schemas.openxmlformats.org/drawingml/2006/wordprocessingDrawing" xmlns:w10="urn:schemas-microsoft-com:office:word" xmlns:w="http://schemas.openxmlformats.org/wordprocessingml/2006/main" xmlns:w14="http://schemas.microsoft.com/office/word/2010/wordml" xmlns:w15="http://schemas.microsoft.com/office/word/2012/wordml" xmlns:w16cex="http://schemas.microsoft.com/office/word/2018/wordml/cex" xmlns:w16cid="http://schemas.microsoft.com/office/word/2016/wordml/cid" xmlns:w16="http://schemas.microsoft.com/office/word/2018/wordml" xmlns:w16du="http://schemas.microsoft.com/office/word/2023/wordml/word16du" xmlns:w16sdtdh="http://schemas.microsoft.com/office/word/2020/wordml/sdtdatahash" xmlns:w16sdtfl="http://schemas.microsoft.com/office/word/2024/wordml/sdtformatlock" xmlns:w16se="http://schemas.microsoft.com/office/word/2015/wordml/symex" xmlns:wpg="http://schemas.microsoft.com/office/word/2010/wordprocessingGroup" xmlns:wpi="http://schemas.microsoft.com/office/word/2010/wordprocessingInk" xmlns:wne="http://schemas.microsoft.com/office/word/2006/wordml" xmlns:wps="http://schemas.microsoft.com/office/word/2010/wordprocessingShape" mc:Ignorable="w14 w15 w16se w16cid w16 w16cex w16sdtdh w16sdtfl w16du wp14">
+<w:numbering xmlns:wpc="http://schemas.microsoft.com/office/word/2010/wordprocessingCanvas" xmlns:cx="http://schemas.microsoft.com/office/drawing/2014/chartex" xmlns:cx1="http://schemas.microsoft.com/office/drawing/2015/9/8/chartex" xmlns:cx2="http://schemas.microsoft.com/office/drawing/2015/10/21/chartex" xmlns:cx3="http://schemas.microsoft.com/office/drawing/2016/5/9/chartex" xmlns:cx4="http://schemas.microsoft.com/office/drawing/2016/5/10/chartex" xmlns:cx5="http://schemas.microsoft.com/office/drawing/2016/5/11/chartex" xmlns:cx6="http://schemas.microsoft.com/office/drawing/2016/5/12/chartex" xmlns:cx7="http://schemas.microsoft.com/office/drawing/2016/5/13/chartex" xmlns:cx8="http://schemas.microsoft.com/office/drawing/2016/5/14/chartex" xmlns:mc="http://schemas.openxmlformats.org/markup-compatibility/2006" xmlns:aink="http://schemas.microsoft.com/office/drawing/2016/ink" xmlns:am3d="http://schemas.microsoft.com/office/drawing/2017/model3d" xmlns:o="urn:schemas-microsoft-com:office:office" xmlns:r="http://schemas.openxmlformats.org/officeDocument/2006/relationships" xmlns:m="http://schemas.openxmlformats.org/officeDocument/2006/math" xmlns:v="urn:schemas-microsoft-com:vml" xmlns:wp14="http://schemas.microsoft.com/office/word/2010/wordprocessingDrawing" xmlns:wp="http://schemas.openxmlformats.org/drawingml/2006/wordprocessingDrawing" xmlns:w10="urn:schemas-microsoft-com:office:word" xmlns:w="http://schemas.openxmlformats.org/wordprocessingml/2006/main" xmlns:w14="http://schemas.microsoft.com/office/word/2010/wordml" xmlns:w15="http://schemas.microsoft.com/office/word/2012/wordml" xmlns:w16cex="http://schemas.microsoft.com/office/word/2018/wordml/cex" xmlns:w16cid="http://schemas.microsoft.com/office/word/2016/wordml/cid" xmlns:w16="http://schemas.microsoft.com/office/word/2018/wordml" xmlns:w16sdtdh="http://schemas.microsoft.com/office/word/2020/wordml/sdtdatahash" xmlns:w16se="http://schemas.microsoft.com/office/word/2015/wordml/symex" xmlns:wpg="http://schemas.microsoft.com/office/word/2010/wordprocessingGroup" xmlns:wpi="http://schemas.microsoft.com/office/word/2010/wordprocessingInk" xmlns:wne="http://schemas.microsoft.com/office/word/2006/wordml" xmlns:wps="http://schemas.microsoft.com/office/word/2010/wordprocessingShape" mc:Ignorable="w14 w15 w16se w16cid w16 w16cex w16sdtdh wp14">
   <w:abstractNum w:abstractNumId="0" w15:restartNumberingAfterBreak="0">
     <w:nsid w:val="FFFFFF88"/>
     <w:multiLevelType w:val="singleLevel"/>
@@ -19338,115 +19678,115 @@
       </w:pPr>
     </w:lvl>
   </w:abstractNum>
-  <w:num w:numId="1" w16cid:durableId="1742098767">
+  <w:num w:numId="1">
     <w:abstractNumId w:val="1"/>
   </w:num>
-  <w:num w:numId="2" w16cid:durableId="1298337551">
+  <w:num w:numId="2">
     <w:abstractNumId w:val="0"/>
   </w:num>
-  <w:num w:numId="3" w16cid:durableId="423188318">
+  <w:num w:numId="3">
     <w:abstractNumId w:val="22"/>
   </w:num>
-  <w:num w:numId="4" w16cid:durableId="2050034081">
+  <w:num w:numId="4">
     <w:abstractNumId w:val="16"/>
   </w:num>
-  <w:num w:numId="5" w16cid:durableId="539905631">
+  <w:num w:numId="5">
     <w:abstractNumId w:val="18"/>
   </w:num>
-  <w:num w:numId="6" w16cid:durableId="1793815997">
+  <w:num w:numId="6">
     <w:abstractNumId w:val="8"/>
   </w:num>
-  <w:num w:numId="7" w16cid:durableId="1235121543">
+  <w:num w:numId="7">
     <w:abstractNumId w:val="33"/>
   </w:num>
-  <w:num w:numId="8" w16cid:durableId="1265916828">
+  <w:num w:numId="8">
     <w:abstractNumId w:val="9"/>
   </w:num>
-  <w:num w:numId="9" w16cid:durableId="1860197706">
+  <w:num w:numId="9">
     <w:abstractNumId w:val="15"/>
   </w:num>
-  <w:num w:numId="10" w16cid:durableId="1199463827">
+  <w:num w:numId="10">
     <w:abstractNumId w:val="11"/>
   </w:num>
-  <w:num w:numId="11" w16cid:durableId="909802208">
+  <w:num w:numId="11">
     <w:abstractNumId w:val="17"/>
   </w:num>
-  <w:num w:numId="12" w16cid:durableId="338966364">
+  <w:num w:numId="12">
     <w:abstractNumId w:val="6"/>
   </w:num>
-  <w:num w:numId="13" w16cid:durableId="1537424727">
+  <w:num w:numId="13">
     <w:abstractNumId w:val="31"/>
   </w:num>
-  <w:num w:numId="14" w16cid:durableId="1713337532">
+  <w:num w:numId="14">
     <w:abstractNumId w:val="5"/>
   </w:num>
-  <w:num w:numId="15" w16cid:durableId="1222669529">
+  <w:num w:numId="15">
     <w:abstractNumId w:val="35"/>
   </w:num>
-  <w:num w:numId="16" w16cid:durableId="1678076195">
+  <w:num w:numId="16">
     <w:abstractNumId w:val="2"/>
   </w:num>
-  <w:num w:numId="17" w16cid:durableId="2071615105">
+  <w:num w:numId="17">
     <w:abstractNumId w:val="28"/>
   </w:num>
-  <w:num w:numId="18" w16cid:durableId="757822837">
+  <w:num w:numId="18">
     <w:abstractNumId w:val="32"/>
   </w:num>
-  <w:num w:numId="19" w16cid:durableId="1449396318">
+  <w:num w:numId="19">
     <w:abstractNumId w:val="19"/>
   </w:num>
-  <w:num w:numId="20" w16cid:durableId="537276147">
+  <w:num w:numId="20">
     <w:abstractNumId w:val="27"/>
   </w:num>
-  <w:num w:numId="21" w16cid:durableId="923804921">
+  <w:num w:numId="21">
     <w:abstractNumId w:val="3"/>
   </w:num>
-  <w:num w:numId="22" w16cid:durableId="1007446523">
+  <w:num w:numId="22">
     <w:abstractNumId w:val="34"/>
   </w:num>
-  <w:num w:numId="23" w16cid:durableId="1065252152">
+  <w:num w:numId="23">
     <w:abstractNumId w:val="12"/>
   </w:num>
-  <w:num w:numId="24" w16cid:durableId="1868983415">
+  <w:num w:numId="24">
     <w:abstractNumId w:val="20"/>
   </w:num>
-  <w:num w:numId="25" w16cid:durableId="176502135">
+  <w:num w:numId="25">
     <w:abstractNumId w:val="26"/>
   </w:num>
-  <w:num w:numId="26" w16cid:durableId="424494298">
+  <w:num w:numId="26">
     <w:abstractNumId w:val="13"/>
   </w:num>
-  <w:num w:numId="27" w16cid:durableId="827133404">
+  <w:num w:numId="27">
     <w:abstractNumId w:val="23"/>
   </w:num>
-  <w:num w:numId="28" w16cid:durableId="41291320">
+  <w:num w:numId="28">
     <w:abstractNumId w:val="14"/>
   </w:num>
-  <w:num w:numId="29" w16cid:durableId="10500169">
+  <w:num w:numId="29">
     <w:abstractNumId w:val="7"/>
   </w:num>
-  <w:num w:numId="30" w16cid:durableId="122387479">
+  <w:num w:numId="30">
     <w:abstractNumId w:val="24"/>
   </w:num>
-  <w:num w:numId="31" w16cid:durableId="820541259">
+  <w:num w:numId="31">
     <w:abstractNumId w:val="4"/>
   </w:num>
-  <w:num w:numId="32" w16cid:durableId="698823301">
+  <w:num w:numId="32">
     <w:abstractNumId w:val="25"/>
   </w:num>
-  <w:num w:numId="33" w16cid:durableId="910239966">
+  <w:num w:numId="33">
     <w:abstractNumId w:val="36"/>
   </w:num>
-  <w:num w:numId="34" w16cid:durableId="1594582178">
+  <w:num w:numId="34">
     <w:abstractNumId w:val="30"/>
   </w:num>
-  <w:num w:numId="35" w16cid:durableId="1911304784">
+  <w:num w:numId="35">
     <w:abstractNumId w:val="29"/>
   </w:num>
-  <w:num w:numId="36" w16cid:durableId="1898590555">
+  <w:num w:numId="36">
     <w:abstractNumId w:val="10"/>
   </w:num>
-  <w:num w:numId="37" w16cid:durableId="233901244">
+  <w:num w:numId="37">
     <w:abstractNumId w:val="21"/>
   </w:num>
   <w:numIdMacAtCleanup w:val="8"/>
@@ -19454,7 +19794,7 @@
 </file>
 
 <file path=word/styles.xml><?xml version="1.0" encoding="utf-8"?>
-<w:styles xmlns:mc="http://schemas.openxmlformats.org/markup-compatibility/2006" xmlns:r="http://schemas.openxmlformats.org/officeDocument/2006/relationships" xmlns:w="http://schemas.openxmlformats.org/wordprocessingml/2006/main" xmlns:w14="http://schemas.microsoft.com/office/word/2010/wordml" xmlns:w15="http://schemas.microsoft.com/office/word/2012/wordml" xmlns:w16cex="http://schemas.microsoft.com/office/word/2018/wordml/cex" xmlns:w16cid="http://schemas.microsoft.com/office/word/2016/wordml/cid" xmlns:w16="http://schemas.microsoft.com/office/word/2018/wordml" xmlns:w16du="http://schemas.microsoft.com/office/word/2023/wordml/word16du" xmlns:w16sdtdh="http://schemas.microsoft.com/office/word/2020/wordml/sdtdatahash" xmlns:w16sdtfl="http://schemas.microsoft.com/office/word/2024/wordml/sdtformatlock" xmlns:w16se="http://schemas.microsoft.com/office/word/2015/wordml/symex" mc:Ignorable="w14 w15 w16se w16cid w16 w16cex w16sdtdh w16sdtfl w16du">
+<w:styles xmlns:mc="http://schemas.openxmlformats.org/markup-compatibility/2006" xmlns:r="http://schemas.openxmlformats.org/officeDocument/2006/relationships" xmlns:w="http://schemas.openxmlformats.org/wordprocessingml/2006/main" xmlns:w14="http://schemas.microsoft.com/office/word/2010/wordml" xmlns:w15="http://schemas.microsoft.com/office/word/2012/wordml" xmlns:w16cex="http://schemas.microsoft.com/office/word/2018/wordml/cex" xmlns:w16cid="http://schemas.microsoft.com/office/word/2016/wordml/cid" xmlns:w16="http://schemas.microsoft.com/office/word/2018/wordml" xmlns:w16sdtdh="http://schemas.microsoft.com/office/word/2020/wordml/sdtdatahash" xmlns:w16se="http://schemas.microsoft.com/office/word/2015/wordml/symex" mc:Ignorable="w14 w15 w16se w16cid w16 w16cex w16sdtdh">
   <w:docDefaults>
     <w:rPrDefault>
       <w:rPr>
@@ -20040,6 +20380,7 @@
   <w:style w:type="character" w:default="1" w:styleId="a3">
     <w:name w:val="Default Paragraph Font"/>
     <w:uiPriority w:val="1"/>
+    <w:semiHidden/>
     <w:unhideWhenUsed/>
   </w:style>
   <w:style w:type="table" w:default="1" w:styleId="a4">
@@ -20339,7 +20680,7 @@
       <w:rPr>
         <w:b/>
         <w:bCs/>
-        <w:color w:val="FFFFFF" w:themeColor="background1"/>
+        <w:color w:val="F9F9FB" w:themeColor="background1"/>
       </w:rPr>
       <w:tblPr/>
       <w:tcPr>
@@ -20405,14 +20746,14 @@
     <w:uiPriority w:val="60"/>
     <w:rsid w:val="00DE3BFE"/>
     <w:rPr>
-      <w:color w:val="000000" w:themeColor="text1" w:themeShade="BF"/>
+      <w:color w:val="22272D" w:themeColor="text1" w:themeShade="BF"/>
     </w:rPr>
     <w:tblPr>
       <w:tblStyleRowBandSize w:val="1"/>
       <w:tblStyleColBandSize w:val="1"/>
       <w:tblBorders>
-        <w:top w:val="single" w:sz="8" w:space="0" w:color="000000" w:themeColor="text1"/>
-        <w:bottom w:val="single" w:sz="8" w:space="0" w:color="000000" w:themeColor="text1"/>
+        <w:top w:val="single" w:sz="8" w:space="0" w:color="2E353D" w:themeColor="text1"/>
+        <w:bottom w:val="single" w:sz="8" w:space="0" w:color="2E353D" w:themeColor="text1"/>
       </w:tblBorders>
     </w:tblPr>
     <w:tblStylePr w:type="firstRow">
@@ -20426,9 +20767,9 @@
       <w:tblPr/>
       <w:tcPr>
         <w:tcBorders>
-          <w:top w:val="single" w:sz="8" w:space="0" w:color="000000" w:themeColor="text1"/>
+          <w:top w:val="single" w:sz="8" w:space="0" w:color="2E353D" w:themeColor="text1"/>
           <w:left w:val="nil"/>
-          <w:bottom w:val="single" w:sz="8" w:space="0" w:color="000000" w:themeColor="text1"/>
+          <w:bottom w:val="single" w:sz="8" w:space="0" w:color="2E353D" w:themeColor="text1"/>
           <w:right w:val="nil"/>
           <w:insideH w:val="nil"/>
           <w:insideV w:val="nil"/>
@@ -20446,9 +20787,9 @@
       <w:tblPr/>
       <w:tcPr>
         <w:tcBorders>
-          <w:top w:val="single" w:sz="8" w:space="0" w:color="000000" w:themeColor="text1"/>
+          <w:top w:val="single" w:sz="8" w:space="0" w:color="2E353D" w:themeColor="text1"/>
           <w:left w:val="nil"/>
-          <w:bottom w:val="single" w:sz="8" w:space="0" w:color="000000" w:themeColor="text1"/>
+          <w:bottom w:val="single" w:sz="8" w:space="0" w:color="2E353D" w:themeColor="text1"/>
           <w:right w:val="nil"/>
           <w:insideH w:val="nil"/>
           <w:insideV w:val="nil"/>
@@ -20476,7 +20817,7 @@
           <w:insideH w:val="nil"/>
           <w:insideV w:val="nil"/>
         </w:tcBorders>
-        <w:shd w:val="clear" w:color="auto" w:fill="C0C0C0" w:themeFill="text1" w:themeFillTint="3F"/>
+        <w:shd w:val="clear" w:color="auto" w:fill="C6CCD4" w:themeFill="text1" w:themeFillTint="3F"/>
       </w:tcPr>
     </w:tblStylePr>
     <w:tblStylePr w:type="band1Horz">
@@ -20488,7 +20829,7 @@
           <w:insideH w:val="nil"/>
           <w:insideV w:val="nil"/>
         </w:tcBorders>
-        <w:shd w:val="clear" w:color="auto" w:fill="C0C0C0" w:themeFill="text1" w:themeFillTint="3F"/>
+        <w:shd w:val="clear" w:color="auto" w:fill="C6CCD4" w:themeFill="text1" w:themeFillTint="3F"/>
       </w:tcPr>
     </w:tblStylePr>
   </w:style>
@@ -20700,10 +21041,10 @@
   <a:themeElements>
     <a:clrScheme name="Стандартная">
       <a:dk1>
-        <a:sysClr val="windowText" lastClr="000000"/>
+        <a:sysClr val="windowText" lastClr="2E353D"/>
       </a:dk1>
       <a:lt1>
-        <a:sysClr val="window" lastClr="FFFFFF"/>
+        <a:sysClr val="window" lastClr="F9F9FB"/>
       </a:lt1>
       <a:dk2>
         <a:srgbClr val="44546A"/>
